--- a/docs/硬件演示与自测操作指南.docx
+++ b/docs/硬件演示与自测操作指南.docx
@@ -13,7 +13,7 @@
           <w:color w:val="1F3B73"/>
           <w:sz w:val="34"/>
         </w:rPr>
-        <w:t>ESP32 红外占座传感器 —— 真机演示与自测操作指南</w:t>
+        <w:t>ESP32 占座传感器 —— 真机演示与自测操作指南（HC-SR501 / PIR）</w:t>
       </w:r>
     </w:p>
     <w:p>
@@ -34,7 +34,7 @@
           <w:b/>
           <w:sz w:val="21"/>
         </w:rPr>
-        <w:t>读完这份，你自己就能把一台装有两个红外传感器的 ESP32 连到主系统，看到真实占用/释放，并能在答辩/汇报里演示。</w:t>
+        <w:t>读完这份，你自己就能把一台装有 HC-SR501（人体感应）传感器的 ESP32 连到主系统，看到真实占用/释放，并能在答辩/汇报里演示。</w:t>
       </w:r>
       <w:r>
         <w:rPr>
@@ -42,7 +42,7 @@
           <w:b w:val="0"/>
           <w:sz w:val="21"/>
         </w:rPr>
-        <w:t xml:space="preserve"> 不需要懂复杂原理，按步骤照做即可。涉及原理的说明见 </w:t>
+        <w:t xml:space="preserve"> 不需要懂复杂原理，按步骤照做即可。原理层面的说明见 </w:t>
       </w:r>
       <w:r>
         <w:rPr>
@@ -59,6 +59,67 @@
           <w:sz w:val="21"/>
         </w:rPr>
         <w:t>。</w:t>
+      </w:r>
+    </w:p>
+    <w:p>
+      <w:pPr>
+        <w:shd w:val="clear" w:color="auto" w:fill="FFF3E0"/>
+      </w:pPr>
+      <w:r>
+        <w:rPr>
+          <w:rFonts w:ascii="微软雅黑" w:hAnsi="微软雅黑" w:eastAsia="微软雅黑"/>
+          <w:b w:val="0"/>
+          <w:sz w:val="21"/>
+        </w:rPr>
+        <w:t xml:space="preserve">⚠️ </w:t>
+      </w:r>
+      <w:r>
+        <w:rPr>
+          <w:rFonts w:ascii="微软雅黑" w:hAnsi="微软雅黑" w:eastAsia="微软雅黑"/>
+          <w:b/>
+          <w:sz w:val="21"/>
+        </w:rPr>
+        <w:t>你现在用的是 HC-SR501（PIR 人体感应模块）</w:t>
+      </w:r>
+      <w:r>
+        <w:rPr>
+          <w:rFonts w:ascii="微软雅黑" w:hAnsi="微软雅黑" w:eastAsia="微软雅黑"/>
+          <w:b w:val="0"/>
+          <w:sz w:val="21"/>
+        </w:rPr>
+        <w:t>。整份指南都按它来讲。你</w:t>
+      </w:r>
+      <w:r>
+        <w:rPr>
+          <w:rFonts w:ascii="微软雅黑" w:hAnsi="微软雅黑" w:eastAsia="微软雅黑"/>
+          <w:b/>
+          <w:sz w:val="21"/>
+        </w:rPr>
+        <w:t>只需要在固件里改一个关键点</w:t>
+      </w:r>
+      <w:r>
+        <w:rPr>
+          <w:rFonts w:ascii="微软雅黑" w:hAnsi="微软雅黑" w:eastAsia="微软雅黑"/>
+          <w:b w:val="0"/>
+          <w:sz w:val="21"/>
+        </w:rPr>
+        <w:t xml:space="preserve">：第 3 步的 </w:t>
+      </w:r>
+      <w:r>
+        <w:rPr>
+          <w:rFonts w:ascii="Consolas" w:hAnsi="Consolas" w:eastAsia="Consolas"/>
+          <w:b w:val="0"/>
+          <w:sz w:val="20"/>
+        </w:rPr>
+        <w:t>IR_ACTIVE_HIGH = true</w:t>
+      </w:r>
+      <w:r>
+        <w:rPr>
+          <w:rFonts w:ascii="微软雅黑" w:hAnsi="微软雅黑" w:eastAsia="微软雅黑"/>
+          <w:b w:val="0"/>
+          <w:sz w:val="21"/>
+        </w:rPr>
+        <w:t>。改完烧录即可，其它不用动。</w:t>
       </w:r>
     </w:p>
     <w:p>
@@ -176,7 +237,7 @@
                 <w:b w:val="0"/>
                 <w:sz w:val="19"/>
               </w:rPr>
-              <w:t>ESP32 每 5 秒上报红外读数 → 主系统判定 → 前端实时变色</w:t>
+              <w:t>ESP32 每 5 秒上报传感器读数 → 主系统判定 → 前端实时变色</w:t>
             </w:r>
           </w:p>
         </w:tc>
@@ -259,7 +320,7 @@
           <w:b w:val="0"/>
           <w:sz w:val="21"/>
         </w:rPr>
-        <w:t>你之前问的"实体 ESP32 的 WiFi→HTTP 物理连通"，本质就一句话：</w:t>
+        <w:t>物理连通就一句话：</w:t>
       </w:r>
       <w:r>
         <w:rPr>
@@ -267,7 +328,7 @@
           <w:b/>
           <w:sz w:val="21"/>
         </w:rPr>
-        <w:t>设备通过 WiFi 访问"主系统电脑的 IP:5800"的接口</w:t>
+        <w:t>设备通过 WiFi 访问"主系统电脑的 IP:5800"的接口。</w:t>
       </w:r>
       <w:r>
         <w:rPr>
@@ -275,7 +336,7 @@
           <w:b w:val="0"/>
           <w:sz w:val="21"/>
         </w:rPr>
-        <w:t>。把下面第 3 步的服务器地址填对、设备和电脑在同一个 WiFi、电脑防火墙放行 5800，就通了。照着做即可，不用纠结概念。</w:t>
+        <w:t xml:space="preserve"> 把第 3 步的服务器地址填对、设备和电脑同一个 WiFi、电脑防火墙放行 5800，就通了。</w:t>
       </w:r>
     </w:p>
     <w:p>
@@ -333,10 +394,50 @@
       <w:r>
         <w:rPr>
           <w:rFonts w:ascii="微软雅黑" w:hAnsi="微软雅黑" w:eastAsia="微软雅黑"/>
+          <w:b/>
+          <w:sz w:val="21"/>
+        </w:rPr>
+        <w:t>HC-SR501（PIR 人体感应模块）</w:t>
+      </w:r>
+      <w:r>
+        <w:rPr>
+          <w:rFonts w:ascii="微软雅黑" w:hAnsi="微软雅黑" w:eastAsia="微软雅黑"/>
           <w:b w:val="0"/>
           <w:sz w:val="21"/>
         </w:rPr>
-        <w:t>2 个红外避障传感器（默认用；若用 PIR 人体感应模块则在固件里改一下），或直接 2 个 PIR</w:t>
+        <w:t xml:space="preserve">，推荐 2 个（一个接 </w:t>
+      </w:r>
+      <w:r>
+        <w:rPr>
+          <w:rFonts w:ascii="Consolas" w:hAnsi="Consolas" w:eastAsia="Consolas"/>
+          <w:b w:val="0"/>
+          <w:sz w:val="20"/>
+        </w:rPr>
+        <w:t>GPIO23</w:t>
+      </w:r>
+      <w:r>
+        <w:rPr>
+          <w:rFonts w:ascii="微软雅黑" w:hAnsi="微软雅黑" w:eastAsia="微软雅黑"/>
+          <w:b w:val="0"/>
+          <w:sz w:val="21"/>
+        </w:rPr>
+        <w:t xml:space="preserve">、一个接 </w:t>
+      </w:r>
+      <w:r>
+        <w:rPr>
+          <w:rFonts w:ascii="Consolas" w:hAnsi="Consolas" w:eastAsia="Consolas"/>
+          <w:b w:val="0"/>
+          <w:sz w:val="20"/>
+        </w:rPr>
+        <w:t>GPIO27</w:t>
+      </w:r>
+      <w:r>
+        <w:rPr>
+          <w:rFonts w:ascii="微软雅黑" w:hAnsi="微软雅黑" w:eastAsia="微软雅黑"/>
+          <w:b w:val="0"/>
+          <w:sz w:val="21"/>
+        </w:rPr>
+        <w:t>）</w:t>
       </w:r>
     </w:p>
     <w:p>
@@ -349,7 +450,71 @@
           <w:b w:val="0"/>
           <w:sz w:val="21"/>
         </w:rPr>
-        <w:t>杜邦线若干（传感器 OUT / VCC / GND 接到 ESP32）</w:t>
+        <w:t>想省事也可</w:t>
+      </w:r>
+      <w:r>
+        <w:rPr>
+          <w:rFonts w:ascii="微软雅黑" w:hAnsi="微软雅黑" w:eastAsia="微软雅黑"/>
+          <w:b/>
+          <w:sz w:val="21"/>
+        </w:rPr>
+        <w:t>只用 1 个</w:t>
+      </w:r>
+      <w:r>
+        <w:rPr>
+          <w:rFonts w:ascii="微软雅黑" w:hAnsi="微软雅黑" w:eastAsia="微软雅黑"/>
+          <w:b w:val="0"/>
+          <w:sz w:val="21"/>
+        </w:rPr>
+        <w:t xml:space="preserve">：把它的 </w:t>
+      </w:r>
+      <w:r>
+        <w:rPr>
+          <w:rFonts w:ascii="Consolas" w:hAnsi="Consolas" w:eastAsia="Consolas"/>
+          <w:b w:val="0"/>
+          <w:sz w:val="20"/>
+        </w:rPr>
+        <w:t>OUT</w:t>
+      </w:r>
+      <w:r>
+        <w:rPr>
+          <w:rFonts w:ascii="微软雅黑" w:hAnsi="微软雅黑" w:eastAsia="微软雅黑"/>
+          <w:b w:val="0"/>
+          <w:sz w:val="21"/>
+        </w:rPr>
+        <w:t xml:space="preserve"> 同时接到 </w:t>
+      </w:r>
+      <w:r>
+        <w:rPr>
+          <w:rFonts w:ascii="Consolas" w:hAnsi="Consolas" w:eastAsia="Consolas"/>
+          <w:b w:val="0"/>
+          <w:sz w:val="20"/>
+        </w:rPr>
+        <w:t>GPIO23</w:t>
+      </w:r>
+      <w:r>
+        <w:rPr>
+          <w:rFonts w:ascii="微软雅黑" w:hAnsi="微软雅黑" w:eastAsia="微软雅黑"/>
+          <w:b w:val="0"/>
+          <w:sz w:val="21"/>
+        </w:rPr>
+        <w:t xml:space="preserve"> 和 </w:t>
+      </w:r>
+      <w:r>
+        <w:rPr>
+          <w:rFonts w:ascii="Consolas" w:hAnsi="Consolas" w:eastAsia="Consolas"/>
+          <w:b w:val="0"/>
+          <w:sz w:val="20"/>
+        </w:rPr>
+        <w:t>GPIO27</w:t>
+      </w:r>
+      <w:r>
+        <w:rPr>
+          <w:rFonts w:ascii="微软雅黑" w:hAnsi="微软雅黑" w:eastAsia="微软雅黑"/>
+          <w:b w:val="0"/>
+          <w:sz w:val="21"/>
+        </w:rPr>
+        <w:t>，两个读数永远一致（见第 2 步）</w:t>
       </w:r>
     </w:p>
     <w:p>
@@ -362,7 +527,7 @@
           <w:b w:val="0"/>
           <w:sz w:val="21"/>
         </w:rPr>
-        <w:t>1 根 USB 数据线（连电脑烧录 + 供电）</w:t>
+        <w:t>杜邦线若干（HC-SR501 的 VCC / OUT / GND 接到 ESP32）</w:t>
       </w:r>
     </w:p>
     <w:p>
@@ -375,17 +540,7 @@
           <w:b w:val="0"/>
           <w:sz w:val="21"/>
         </w:rPr>
-        <w:t>一台电脑（跑主系统） + 一台手机或另一台电脑（打开前端页面看效果）</w:t>
-      </w:r>
-    </w:p>
-    <w:p>
-      <w:r>
-        <w:rPr>
-          <w:rFonts w:ascii="微软雅黑" w:hAnsi="微软雅黑" w:eastAsia="微软雅黑"/>
-          <w:b/>
-          <w:sz w:val="21"/>
-        </w:rPr>
-        <w:t>软件</w:t>
+        <w:t>1 根 USB 数据线（连电脑烧录 + 供电）</w:t>
       </w:r>
     </w:p>
     <w:p>
@@ -398,31 +553,17 @@
           <w:b w:val="0"/>
           <w:sz w:val="21"/>
         </w:rPr>
-        <w:t xml:space="preserve">VS Code + </w:t>
-      </w:r>
+        <w:t>一台电脑（跑主系统） + 一台手机或另一台电脑（打开前端页面看效果）</w:t>
+      </w:r>
+    </w:p>
+    <w:p>
       <w:r>
         <w:rPr>
           <w:rFonts w:ascii="微软雅黑" w:hAnsi="微软雅黑" w:eastAsia="微软雅黑"/>
           <w:b/>
           <w:sz w:val="21"/>
         </w:rPr>
-        <w:t>PlatformIO</w:t>
-      </w:r>
-      <w:r>
-        <w:rPr>
-          <w:rFonts w:ascii="微软雅黑" w:hAnsi="微软雅黑" w:eastAsia="微软雅黑"/>
-          <w:b w:val="0"/>
-          <w:sz w:val="21"/>
-        </w:rPr>
-        <w:t xml:space="preserve"> 插件（编译/烧录 ESP32），或命令行 </w:t>
-      </w:r>
-      <w:r>
-        <w:rPr>
-          <w:rFonts w:ascii="Consolas" w:hAnsi="Consolas" w:eastAsia="Consolas"/>
-          <w:b w:val="0"/>
-          <w:sz w:val="20"/>
-        </w:rPr>
-        <w:t>pip install platformio</w:t>
+        <w:t>软件</w:t>
       </w:r>
     </w:p>
     <w:p>
@@ -435,7 +576,31 @@
           <w:b w:val="0"/>
           <w:sz w:val="21"/>
         </w:rPr>
-        <w:t>Python 3.9+（跑主系统）</w:t>
+        <w:t xml:space="preserve">VS Code + </w:t>
+      </w:r>
+      <w:r>
+        <w:rPr>
+          <w:rFonts w:ascii="微软雅黑" w:hAnsi="微软雅黑" w:eastAsia="微软雅黑"/>
+          <w:b/>
+          <w:sz w:val="21"/>
+        </w:rPr>
+        <w:t>PlatformIO</w:t>
+      </w:r>
+      <w:r>
+        <w:rPr>
+          <w:rFonts w:ascii="微软雅黑" w:hAnsi="微软雅黑" w:eastAsia="微软雅黑"/>
+          <w:b w:val="0"/>
+          <w:sz w:val="21"/>
+        </w:rPr>
+        <w:t xml:space="preserve"> 插件（编译/烧录 ESP32），或命令行 </w:t>
+      </w:r>
+      <w:r>
+        <w:rPr>
+          <w:rFonts w:ascii="Consolas" w:hAnsi="Consolas" w:eastAsia="Consolas"/>
+          <w:b w:val="0"/>
+          <w:sz w:val="20"/>
+        </w:rPr>
+        <w:t>pip install platformio</w:t>
       </w:r>
     </w:p>
     <w:p>
@@ -448,6 +613,19 @@
           <w:b w:val="0"/>
           <w:sz w:val="21"/>
         </w:rPr>
+        <w:t>Python 3.9+（跑主系统）</w:t>
+      </w:r>
+    </w:p>
+    <w:p>
+      <w:pPr>
+        <w:pStyle w:val="ListBullet"/>
+      </w:pPr>
+      <w:r>
+        <w:rPr>
+          <w:rFonts w:ascii="微软雅黑" w:hAnsi="微软雅黑" w:eastAsia="微软雅黑"/>
+          <w:b w:val="0"/>
+          <w:sz w:val="21"/>
+        </w:rPr>
         <w:t>主系统源码目录：</w:t>
       </w:r>
       <w:r>
@@ -481,7 +659,7 @@
           <w:color w:val="1F3B73"/>
           <w:sz w:val="28"/>
         </w:rPr>
-        <w:t>2. 接线（按这张表插）</w:t>
+        <w:t>2. 接线（HC-SR501，按这张表插）</w:t>
       </w:r>
     </w:p>
     <w:tbl>
@@ -491,13 +669,14 @@
         <w:tblLook w:firstColumn="1" w:firstRow="1" w:lastColumn="0" w:lastRow="0" w:noHBand="0" w:noVBand="1" w:val="04A0"/>
       </w:tblPr>
       <w:tblGrid>
-        <w:gridCol w:w="4320"/>
-        <w:gridCol w:w="4320"/>
+        <w:gridCol w:w="2880"/>
+        <w:gridCol w:w="2880"/>
+        <w:gridCol w:w="2880"/>
       </w:tblGrid>
       <w:tr>
         <w:tc>
           <w:tcPr>
-            <w:tcW w:type="dxa" w:w="4320"/>
+            <w:tcW w:type="dxa" w:w="2880"/>
           </w:tcPr>
           <w:p>
             <w:r/>
@@ -507,13 +686,13 @@
                 <w:b/>
                 <w:sz w:val="19"/>
               </w:rPr>
-              <w:t>ESP32 引脚</w:t>
+              <w:t>HC-SR501 引脚</w:t>
             </w:r>
           </w:p>
         </w:tc>
         <w:tc>
           <w:tcPr>
-            <w:tcW w:type="dxa" w:w="4320"/>
+            <w:tcW w:type="dxa" w:w="2880"/>
           </w:tcPr>
           <w:p>
             <w:r/>
@@ -523,7 +702,23 @@
                 <w:b/>
                 <w:sz w:val="19"/>
               </w:rPr>
-              <w:t>连到</w:t>
+              <w:t>连到 ESP32</w:t>
+            </w:r>
+          </w:p>
+        </w:tc>
+        <w:tc>
+          <w:tcPr>
+            <w:tcW w:type="dxa" w:w="2880"/>
+          </w:tcPr>
+          <w:p>
+            <w:r/>
+            <w:r>
+              <w:rPr>
+                <w:rFonts w:ascii="微软雅黑" w:hAnsi="微软雅黑" w:eastAsia="微软雅黑"/>
+                <w:b/>
+                <w:sz w:val="19"/>
+              </w:rPr>
+              <w:t>说明</w:t>
             </w:r>
           </w:p>
         </w:tc>
@@ -531,7 +726,89 @@
       <w:tr>
         <w:tc>
           <w:tcPr>
-            <w:tcW w:type="dxa" w:w="4320"/>
+            <w:tcW w:type="dxa" w:w="2880"/>
+          </w:tcPr>
+          <w:p>
+            <w:r/>
+            <w:r>
+              <w:rPr>
+                <w:rFonts w:ascii="Consolas" w:hAnsi="Consolas" w:eastAsia="Consolas"/>
+                <w:b w:val="0"/>
+                <w:sz w:val="18"/>
+              </w:rPr>
+              <w:t>VCC</w:t>
+            </w:r>
+          </w:p>
+        </w:tc>
+        <w:tc>
+          <w:tcPr>
+            <w:tcW w:type="dxa" w:w="2880"/>
+          </w:tcPr>
+          <w:p>
+            <w:r/>
+            <w:r>
+              <w:rPr>
+                <w:rFonts w:ascii="微软雅黑" w:hAnsi="微软雅黑" w:eastAsia="微软雅黑"/>
+                <w:b/>
+                <w:sz w:val="19"/>
+              </w:rPr>
+              <w:t>5V</w:t>
+            </w:r>
+            <w:r>
+              <w:rPr>
+                <w:rFonts w:ascii="微软雅黑" w:hAnsi="微软雅黑" w:eastAsia="微软雅黑"/>
+                <w:b w:val="0"/>
+                <w:sz w:val="19"/>
+              </w:rPr>
+              <w:t>（若无 5V 引脚可接 3.3V）</w:t>
+            </w:r>
+          </w:p>
+        </w:tc>
+        <w:tc>
+          <w:tcPr>
+            <w:tcW w:type="dxa" w:w="2880"/>
+          </w:tcPr>
+          <w:p>
+            <w:r/>
+            <w:r>
+              <w:rPr>
+                <w:rFonts w:ascii="微软雅黑" w:hAnsi="微软雅黑" w:eastAsia="微软雅黑"/>
+                <w:b w:val="0"/>
+                <w:sz w:val="19"/>
+              </w:rPr>
+              <w:t>HC-SR501 工作电压较高，5V 更稳</w:t>
+            </w:r>
+          </w:p>
+        </w:tc>
+      </w:tr>
+      <w:tr>
+        <w:tc>
+          <w:tcPr>
+            <w:tcW w:type="dxa" w:w="2880"/>
+          </w:tcPr>
+          <w:p>
+            <w:r/>
+            <w:r>
+              <w:rPr>
+                <w:rFonts w:ascii="Consolas" w:hAnsi="Consolas" w:eastAsia="Consolas"/>
+                <w:b w:val="0"/>
+                <w:sz w:val="18"/>
+              </w:rPr>
+              <w:t>OUT</w:t>
+            </w:r>
+            <w:r>
+              <w:rPr>
+                <w:rFonts w:ascii="微软雅黑" w:hAnsi="微软雅黑" w:eastAsia="微软雅黑"/>
+                <w:b w:val="0"/>
+                <w:sz w:val="19"/>
+              </w:rPr>
+              <w:t>（信号，第 1 个）</w:t>
+            </w:r>
+          </w:p>
+        </w:tc>
+        <w:tc>
+          <w:tcPr>
+            <w:tcW w:type="dxa" w:w="2880"/>
           </w:tcPr>
           <w:p>
             <w:r/>
@@ -549,23 +826,7 @@
                 <w:b w:val="0"/>
                 <w:sz w:val="19"/>
               </w:rPr>
-              <w:t>（</w:t>
-            </w:r>
-            <w:r>
-              <w:rPr>
-                <w:rFonts w:ascii="Consolas" w:hAnsi="Consolas" w:eastAsia="Consolas"/>
-                <w:b w:val="0"/>
-                <w:sz w:val="18"/>
-              </w:rPr>
-              <w:t>IR_SENSOR_A_PIN</w:t>
-            </w:r>
-            <w:r>
-              <w:rPr>
-                <w:rFonts w:ascii="微软雅黑" w:hAnsi="微软雅黑" w:eastAsia="微软雅黑"/>
-                <w:b w:val="0"/>
-                <w:sz w:val="19"/>
-              </w:rPr>
-              <w:t xml:space="preserve"> → </w:t>
+              <w:t xml:space="preserve">（→ </w:t>
             </w:r>
             <w:r>
               <w:rPr>
@@ -587,7 +848,7 @@
         </w:tc>
         <w:tc>
           <w:tcPr>
-            <w:tcW w:type="dxa" w:w="4320"/>
+            <w:tcW w:type="dxa" w:w="2880"/>
           </w:tcPr>
           <w:p>
             <w:r/>
@@ -597,7 +858,15 @@
                 <w:b w:val="0"/>
                 <w:sz w:val="19"/>
               </w:rPr>
-              <w:t>红外传感器 A 的 OUT</w:t>
+              <w:t xml:space="preserve">检测到人体时输出 </w:t>
+            </w:r>
+            <w:r>
+              <w:rPr>
+                <w:rFonts w:ascii="微软雅黑" w:hAnsi="微软雅黑" w:eastAsia="微软雅黑"/>
+                <w:b/>
+                <w:sz w:val="19"/>
+              </w:rPr>
+              <w:t>HIGH</w:t>
             </w:r>
           </w:p>
         </w:tc>
@@ -605,7 +874,31 @@
       <w:tr>
         <w:tc>
           <w:tcPr>
-            <w:tcW w:type="dxa" w:w="4320"/>
+            <w:tcW w:type="dxa" w:w="2880"/>
+          </w:tcPr>
+          <w:p>
+            <w:r/>
+            <w:r>
+              <w:rPr>
+                <w:rFonts w:ascii="Consolas" w:hAnsi="Consolas" w:eastAsia="Consolas"/>
+                <w:b w:val="0"/>
+                <w:sz w:val="18"/>
+              </w:rPr>
+              <w:t>OUT</w:t>
+            </w:r>
+            <w:r>
+              <w:rPr>
+                <w:rFonts w:ascii="微软雅黑" w:hAnsi="微软雅黑" w:eastAsia="微软雅黑"/>
+                <w:b w:val="0"/>
+                <w:sz w:val="19"/>
+              </w:rPr>
+              <w:t>（信号，第 2 个）</w:t>
+            </w:r>
+          </w:p>
+        </w:tc>
+        <w:tc>
+          <w:tcPr>
+            <w:tcW w:type="dxa" w:w="2880"/>
           </w:tcPr>
           <w:p>
             <w:r/>
@@ -623,23 +916,7 @@
                 <w:b w:val="0"/>
                 <w:sz w:val="19"/>
               </w:rPr>
-              <w:t>（</w:t>
-            </w:r>
-            <w:r>
-              <w:rPr>
-                <w:rFonts w:ascii="Consolas" w:hAnsi="Consolas" w:eastAsia="Consolas"/>
-                <w:b w:val="0"/>
-                <w:sz w:val="18"/>
-              </w:rPr>
-              <w:t>IR_SENSOR_B_PIN</w:t>
-            </w:r>
-            <w:r>
-              <w:rPr>
-                <w:rFonts w:ascii="微软雅黑" w:hAnsi="微软雅黑" w:eastAsia="微软雅黑"/>
-                <w:b w:val="0"/>
-                <w:sz w:val="19"/>
-              </w:rPr>
-              <w:t xml:space="preserve"> → </w:t>
+              <w:t xml:space="preserve">（→ </w:t>
             </w:r>
             <w:r>
               <w:rPr>
@@ -661,7 +938,7 @@
         </w:tc>
         <w:tc>
           <w:tcPr>
-            <w:tcW w:type="dxa" w:w="4320"/>
+            <w:tcW w:type="dxa" w:w="2880"/>
           </w:tcPr>
           <w:p>
             <w:r/>
@@ -671,7 +948,7 @@
                 <w:b w:val="0"/>
                 <w:sz w:val="19"/>
               </w:rPr>
-              <w:t>红外传感器 B 的 OUT</w:t>
+              <w:t>两个传感器各接一个引脚</w:t>
             </w:r>
           </w:p>
         </w:tc>
@@ -679,41 +956,7 @@
       <w:tr>
         <w:tc>
           <w:tcPr>
-            <w:tcW w:type="dxa" w:w="4320"/>
-          </w:tcPr>
-          <w:p>
-            <w:r/>
-            <w:r>
-              <w:rPr>
-                <w:rFonts w:ascii="Consolas" w:hAnsi="Consolas" w:eastAsia="Consolas"/>
-                <w:b w:val="0"/>
-                <w:sz w:val="18"/>
-              </w:rPr>
-              <w:t>3.3V</w:t>
-            </w:r>
-          </w:p>
-        </w:tc>
-        <w:tc>
-          <w:tcPr>
-            <w:tcW w:type="dxa" w:w="4320"/>
-          </w:tcPr>
-          <w:p>
-            <w:r/>
-            <w:r>
-              <w:rPr>
-                <w:rFonts w:ascii="微软雅黑" w:hAnsi="微软雅黑" w:eastAsia="微软雅黑"/>
-                <w:b w:val="0"/>
-                <w:sz w:val="19"/>
-              </w:rPr>
-              <w:t>两个传感器 VCC</w:t>
-            </w:r>
-          </w:p>
-        </w:tc>
-      </w:tr>
-      <w:tr>
-        <w:tc>
-          <w:tcPr>
-            <w:tcW w:type="dxa" w:w="4320"/>
+            <w:tcW w:type="dxa" w:w="2880"/>
           </w:tcPr>
           <w:p>
             <w:r/>
@@ -729,7 +972,23 @@
         </w:tc>
         <w:tc>
           <w:tcPr>
-            <w:tcW w:type="dxa" w:w="4320"/>
+            <w:tcW w:type="dxa" w:w="2880"/>
+          </w:tcPr>
+          <w:p>
+            <w:r/>
+            <w:r>
+              <w:rPr>
+                <w:rFonts w:ascii="Consolas" w:hAnsi="Consolas" w:eastAsia="Consolas"/>
+                <w:b w:val="0"/>
+                <w:sz w:val="18"/>
+              </w:rPr>
+              <w:t>GND</w:t>
+            </w:r>
+          </w:p>
+        </w:tc>
+        <w:tc>
+          <w:tcPr>
+            <w:tcW w:type="dxa" w:w="2880"/>
           </w:tcPr>
           <w:p>
             <w:r/>
@@ -739,7 +998,7 @@
                 <w:b w:val="0"/>
                 <w:sz w:val="19"/>
               </w:rPr>
-              <w:t>两个传感器 GND</w:t>
+              <w:t>两个传感器共地</w:t>
             </w:r>
           </w:p>
         </w:tc>
@@ -753,10 +1012,34 @@
       <w:r>
         <w:rPr>
           <w:rFonts w:ascii="微软雅黑" w:hAnsi="微软雅黑" w:eastAsia="微软雅黑"/>
+          <w:b/>
+          <w:sz w:val="21"/>
+        </w:rPr>
+        <w:t>只用 1 个 HC-SR501</w:t>
+      </w:r>
+      <w:r>
+        <w:rPr>
+          <w:rFonts w:ascii="微软雅黑" w:hAnsi="微软雅黑" w:eastAsia="微软雅黑"/>
           <w:b w:val="0"/>
           <w:sz w:val="21"/>
         </w:rPr>
-        <w:t>两个传感器</w:t>
+        <w:t xml:space="preserve"> 时：把唯一的 </w:t>
+      </w:r>
+      <w:r>
+        <w:rPr>
+          <w:rFonts w:ascii="Consolas" w:hAnsi="Consolas" w:eastAsia="Consolas"/>
+          <w:b w:val="0"/>
+          <w:sz w:val="20"/>
+        </w:rPr>
+        <w:t>OUT</w:t>
+      </w:r>
+      <w:r>
+        <w:rPr>
+          <w:rFonts w:ascii="微软雅黑" w:hAnsi="微软雅黑" w:eastAsia="微软雅黑"/>
+          <w:b w:val="0"/>
+          <w:sz w:val="21"/>
+        </w:rPr>
+        <w:t xml:space="preserve"> </w:t>
       </w:r>
       <w:r>
         <w:rPr>
@@ -764,7 +1047,7 @@
           <w:b/>
           <w:sz w:val="21"/>
         </w:rPr>
-        <w:t>交叉放置</w:t>
+        <w:t>同时接到 `GPIO23` 和 `GPIO27`</w:t>
       </w:r>
       <w:r>
         <w:rPr>
@@ -772,7 +1055,7 @@
           <w:b w:val="0"/>
           <w:sz w:val="21"/>
         </w:rPr>
-        <w:t xml:space="preserve">（座椅左前方 45° + 右后方 45°），人一坐下两束同时被遮 → 上报 </w:t>
+        <w:t xml:space="preserve">，这样 </w:t>
       </w:r>
       <w:r>
         <w:rPr>
@@ -780,7 +1063,7 @@
           <w:b w:val="0"/>
           <w:sz w:val="20"/>
         </w:rPr>
-        <w:t>(1,1)</w:t>
+        <w:t>ir_front</w:t>
       </w:r>
       <w:r>
         <w:rPr>
@@ -788,7 +1071,23 @@
           <w:b w:val="0"/>
           <w:sz w:val="21"/>
         </w:rPr>
-        <w:t>。</w:t>
+        <w:t xml:space="preserve"> 与 </w:t>
+      </w:r>
+      <w:r>
+        <w:rPr>
+          <w:rFonts w:ascii="Consolas" w:hAnsi="Consolas" w:eastAsia="Consolas"/>
+          <w:b w:val="0"/>
+          <w:sz w:val="20"/>
+        </w:rPr>
+        <w:t>ir_back</w:t>
+      </w:r>
+      <w:r>
+        <w:rPr>
+          <w:rFonts w:ascii="微软雅黑" w:hAnsi="微软雅黑" w:eastAsia="微软雅黑"/>
+          <w:b w:val="0"/>
+          <w:sz w:val="21"/>
+        </w:rPr>
+        <w:t xml:space="preserve"> 始终一致，一个传感器也能触发占用。</w:t>
       </w:r>
     </w:p>
     <w:p>
@@ -801,7 +1100,7 @@
           <w:b w:val="0"/>
           <w:sz w:val="21"/>
         </w:rPr>
-        <w:t xml:space="preserve">红外避障模块默认"检测到物体时输出 </w:t>
+        <w:t>两个传感器</w:t>
       </w:r>
       <w:r>
         <w:rPr>
@@ -809,7 +1108,7 @@
           <w:b/>
           <w:sz w:val="21"/>
         </w:rPr>
-        <w:t>LOW</w:t>
+        <w:t>交叉放置</w:t>
       </w:r>
       <w:r>
         <w:rPr>
@@ -817,7 +1116,7 @@
           <w:b w:val="0"/>
           <w:sz w:val="21"/>
         </w:rPr>
-        <w:t xml:space="preserve">"→ 固件里 </w:t>
+        <w:t xml:space="preserve">（一个朝座椅前侧、一个朝后侧，各约 45°），人坐下/坐下过程有动作 → 上报 </w:t>
       </w:r>
       <w:r>
         <w:rPr>
@@ -825,23 +1124,7 @@
           <w:b w:val="0"/>
           <w:sz w:val="20"/>
         </w:rPr>
-        <w:t>IR_ACTIVE_HIGH=false</w:t>
-      </w:r>
-      <w:r>
-        <w:rPr>
-          <w:rFonts w:ascii="微软雅黑" w:hAnsi="微软雅黑" w:eastAsia="微软雅黑"/>
-          <w:b w:val="0"/>
-          <w:sz w:val="21"/>
-        </w:rPr>
-        <w:t xml:space="preserve"> 已配好；</w:t>
-      </w:r>
-      <w:r>
-        <w:rPr>
-          <w:rFonts w:ascii="微软雅黑" w:hAnsi="微软雅黑" w:eastAsia="微软雅黑"/>
-          <w:b/>
-          <w:sz w:val="21"/>
-        </w:rPr>
-        <w:t>若改用 PIR（检测到人体输出 HIGH）请改成 `true`</w:t>
+        <w:t>(1,1)</w:t>
       </w:r>
       <w:r>
         <w:rPr>
@@ -862,7 +1145,209 @@
           <w:b w:val="0"/>
           <w:sz w:val="21"/>
         </w:rPr>
+        <w:t xml:space="preserve">HC-SR501 是 </w:t>
+      </w:r>
+      <w:r>
+        <w:rPr>
+          <w:rFonts w:ascii="微软雅黑" w:hAnsi="微软雅黑" w:eastAsia="微软雅黑"/>
+          <w:b/>
+          <w:sz w:val="21"/>
+        </w:rPr>
+        <w:t>PIR 人体感应</w:t>
+      </w:r>
+      <w:r>
+        <w:rPr>
+          <w:rFonts w:ascii="微软雅黑" w:hAnsi="微软雅黑" w:eastAsia="微软雅黑"/>
+          <w:b w:val="0"/>
+          <w:sz w:val="21"/>
+        </w:rPr>
+        <w:t>：检测到</w:t>
+      </w:r>
+      <w:r>
+        <w:rPr>
+          <w:rFonts w:ascii="微软雅黑" w:hAnsi="微软雅黑" w:eastAsia="微软雅黑"/>
+          <w:b/>
+          <w:sz w:val="21"/>
+        </w:rPr>
+        <w:t>人体移动</w:t>
+      </w:r>
+      <w:r>
+        <w:rPr>
+          <w:rFonts w:ascii="微软雅黑" w:hAnsi="微软雅黑" w:eastAsia="微软雅黑"/>
+          <w:b w:val="0"/>
+          <w:sz w:val="21"/>
+        </w:rPr>
+        <w:t xml:space="preserve">时输出 </w:t>
+      </w:r>
+      <w:r>
+        <w:rPr>
+          <w:rFonts w:ascii="Consolas" w:hAnsi="Consolas" w:eastAsia="Consolas"/>
+          <w:b w:val="0"/>
+          <w:sz w:val="20"/>
+        </w:rPr>
+        <w:t>HIGH</w:t>
+      </w:r>
+      <w:r>
+        <w:rPr>
+          <w:rFonts w:ascii="微软雅黑" w:hAnsi="微软雅黑" w:eastAsia="微软雅黑"/>
+          <w:b w:val="0"/>
+          <w:sz w:val="21"/>
+        </w:rPr>
+        <w:t xml:space="preserve"> → 固件里必须 </w:t>
+      </w:r>
+      <w:r>
+        <w:rPr>
+          <w:rFonts w:ascii="Consolas" w:hAnsi="Consolas" w:eastAsia="Consolas"/>
+          <w:b w:val="0"/>
+          <w:sz w:val="20"/>
+        </w:rPr>
+        <w:t>IR_ACTIVE_HIGH = true</w:t>
+      </w:r>
+      <w:r>
+        <w:rPr>
+          <w:rFonts w:ascii="微软雅黑" w:hAnsi="微软雅黑" w:eastAsia="微软雅黑"/>
+          <w:b w:val="0"/>
+          <w:sz w:val="21"/>
+        </w:rPr>
+        <w:t>（见第 3 步）。</w:t>
+      </w:r>
+    </w:p>
+    <w:p>
+      <w:pPr>
+        <w:pStyle w:val="ListBullet"/>
+      </w:pPr>
+      <w:r>
+        <w:rPr>
+          <w:rFonts w:ascii="微软雅黑" w:hAnsi="微软雅黑" w:eastAsia="微软雅黑"/>
+          <w:b w:val="0"/>
+          <w:sz w:val="21"/>
+        </w:rPr>
         <w:t>接好后给 ESP32 上电，板载 LED 亮/闪即正常。</w:t>
+      </w:r>
+      <w:r>
+        <w:rPr>
+          <w:rFonts w:ascii="微软雅黑" w:hAnsi="微软雅黑" w:eastAsia="微软雅黑"/>
+          <w:b/>
+          <w:sz w:val="21"/>
+        </w:rPr>
+        <w:t>自检</w:t>
+      </w:r>
+      <w:r>
+        <w:rPr>
+          <w:rFonts w:ascii="微软雅黑" w:hAnsi="微软雅黑" w:eastAsia="微软雅黑"/>
+          <w:b w:val="0"/>
+          <w:sz w:val="21"/>
+        </w:rPr>
+        <w:t xml:space="preserve">：用手在传感器前晃动，HC-SR501 的 OUT 会在 </w:t>
+      </w:r>
+      <w:r>
+        <w:rPr>
+          <w:rFonts w:ascii="Consolas" w:hAnsi="Consolas" w:eastAsia="Consolas"/>
+          <w:b w:val="0"/>
+          <w:sz w:val="20"/>
+        </w:rPr>
+        <w:t>HIGH</w:t>
+      </w:r>
+      <w:r>
+        <w:rPr>
+          <w:rFonts w:ascii="微软雅黑" w:hAnsi="微软雅黑" w:eastAsia="微软雅黑"/>
+          <w:b w:val="0"/>
+          <w:sz w:val="21"/>
+        </w:rPr>
+        <w:t>↔</w:t>
+      </w:r>
+      <w:r>
+        <w:rPr>
+          <w:rFonts w:ascii="Consolas" w:hAnsi="Consolas" w:eastAsia="Consolas"/>
+          <w:b w:val="0"/>
+          <w:sz w:val="20"/>
+        </w:rPr>
+        <w:t>LOW</w:t>
+      </w:r>
+      <w:r>
+        <w:rPr>
+          <w:rFonts w:ascii="微软雅黑" w:hAnsi="微软雅黑" w:eastAsia="微软雅黑"/>
+          <w:b w:val="0"/>
+          <w:sz w:val="21"/>
+        </w:rPr>
+        <w:t xml:space="preserve"> 间跳变（可在串口看，见第 6 步）。</w:t>
+      </w:r>
+    </w:p>
+    <w:p>
+      <w:pPr>
+        <w:shd w:val="clear" w:color="auto" w:fill="FFF3E0"/>
+      </w:pPr>
+      <w:r>
+        <w:rPr>
+          <w:rFonts w:ascii="微软雅黑" w:hAnsi="微软雅黑" w:eastAsia="微软雅黑"/>
+          <w:b w:val="0"/>
+          <w:sz w:val="21"/>
+        </w:rPr>
+        <w:t xml:space="preserve">HC-SR501 顶部有 </w:t>
+      </w:r>
+      <w:r>
+        <w:rPr>
+          <w:rFonts w:ascii="微软雅黑" w:hAnsi="微软雅黑" w:eastAsia="微软雅黑"/>
+          <w:b/>
+          <w:sz w:val="21"/>
+        </w:rPr>
+        <w:t>2 个电位器</w:t>
+      </w:r>
+      <w:r>
+        <w:rPr>
+          <w:rFonts w:ascii="微软雅黑" w:hAnsi="微软雅黑" w:eastAsia="微软雅黑"/>
+          <w:b w:val="0"/>
+          <w:sz w:val="21"/>
+        </w:rPr>
+        <w:t xml:space="preserve">（灵敏度、延时）+ </w:t>
+      </w:r>
+      <w:r>
+        <w:rPr>
+          <w:rFonts w:ascii="微软雅黑" w:hAnsi="微软雅黑" w:eastAsia="微软雅黑"/>
+          <w:b/>
+          <w:sz w:val="21"/>
+        </w:rPr>
+        <w:t>1 个跳线</w:t>
+      </w:r>
+      <w:r>
+        <w:rPr>
+          <w:rFonts w:ascii="微软雅黑" w:hAnsi="微软雅黑" w:eastAsia="微软雅黑"/>
+          <w:b w:val="0"/>
+          <w:sz w:val="21"/>
+        </w:rPr>
+        <w:t>（触发模式）。用于"座位占用"请按第 10 节附录调：灵敏度调到能覆盖座位范围，</w:t>
+      </w:r>
+      <w:r>
+        <w:rPr>
+          <w:rFonts w:ascii="微软雅黑" w:hAnsi="微软雅黑" w:eastAsia="微软雅黑"/>
+          <w:b/>
+          <w:sz w:val="21"/>
+        </w:rPr>
+        <w:t>延时调到最小</w:t>
+      </w:r>
+      <w:r>
+        <w:rPr>
+          <w:rFonts w:ascii="微软雅黑" w:hAnsi="微软雅黑" w:eastAsia="微软雅黑"/>
+          <w:b w:val="0"/>
+          <w:sz w:val="21"/>
+        </w:rPr>
+        <w:t xml:space="preserve">，跳线选 </w:t>
+      </w:r>
+      <w:r>
+        <w:rPr>
+          <w:rFonts w:ascii="微软雅黑" w:hAnsi="微软雅黑" w:eastAsia="微软雅黑"/>
+          <w:b/>
+          <w:sz w:val="21"/>
+        </w:rPr>
+        <w:t>H（可重复触发）</w:t>
+      </w:r>
+      <w:r>
+        <w:rPr>
+          <w:rFonts w:ascii="微软雅黑" w:hAnsi="微软雅黑" w:eastAsia="微软雅黑"/>
+          <w:b w:val="0"/>
+          <w:sz w:val="21"/>
+        </w:rPr>
+        <w:t>。</w:t>
       </w:r>
     </w:p>
     <w:p>
@@ -913,7 +1398,33 @@
           <w:b w:val="0"/>
           <w:sz w:val="21"/>
         </w:rPr>
-        <w:t>，改顶部配置区：</w:t>
+        <w:t>，改顶部配置区，</w:t>
+      </w:r>
+      <w:r>
+        <w:rPr>
+          <w:rFonts w:ascii="微软雅黑" w:hAnsi="微软雅黑" w:eastAsia="微软雅黑"/>
+          <w:b/>
+          <w:sz w:val="21"/>
+        </w:rPr>
+        <w:t>只改这几处</w:t>
+      </w:r>
+      <w:r>
+        <w:rPr>
+          <w:rFonts w:ascii="微软雅黑" w:hAnsi="微软雅黑" w:eastAsia="微软雅黑"/>
+          <w:b w:val="0"/>
+          <w:sz w:val="21"/>
+        </w:rPr>
+        <w:t>：</w:t>
+      </w:r>
+    </w:p>
+    <w:p>
+      <w:r>
+        <w:rPr>
+          <w:rFonts w:ascii="微软雅黑" w:hAnsi="微软雅黑" w:eastAsia="微软雅黑"/>
+          <w:b/>
+          <w:sz w:val="21"/>
+        </w:rPr>
+        <w:t>① 网络（WiFi + 主系统地址）</w:t>
       </w:r>
     </w:p>
     <w:p>
@@ -977,10 +1488,10 @@
       <w:r>
         <w:rPr>
           <w:rFonts w:ascii="微软雅黑" w:hAnsi="微软雅黑" w:eastAsia="微软雅黑"/>
-          <w:b w:val="0"/>
+          <w:b/>
           <w:sz w:val="21"/>
         </w:rPr>
-        <w:t>座位标识（两种选一种）：</w:t>
+        <w:t>② 座位标识（两种选一种）</w:t>
       </w:r>
     </w:p>
     <w:p>
@@ -1041,146 +1552,13 @@
     </w:p>
     <w:p/>
     <w:p>
-      <w:pPr>
-        <w:pStyle w:val="ListBullet"/>
-      </w:pPr>
       <w:r>
         <w:rPr>
           <w:rFonts w:ascii="微软雅黑" w:hAnsi="微软雅黑" w:eastAsia="微软雅黑"/>
           <w:b/>
           <w:sz w:val="21"/>
         </w:rPr>
-        <w:t>怎么找电脑局域网 IP</w:t>
-      </w:r>
-      <w:r>
-        <w:rPr>
-          <w:rFonts w:ascii="微软雅黑" w:hAnsi="微软雅黑" w:eastAsia="微软雅黑"/>
-          <w:b w:val="0"/>
-          <w:sz w:val="21"/>
-        </w:rPr>
-        <w:t xml:space="preserve">：电脑上跑 </w:t>
-      </w:r>
-      <w:r>
-        <w:rPr>
-          <w:rFonts w:ascii="Consolas" w:hAnsi="Consolas" w:eastAsia="Consolas"/>
-          <w:b w:val="0"/>
-          <w:sz w:val="20"/>
-        </w:rPr>
-        <w:t>ipconfig</w:t>
-      </w:r>
-      <w:r>
-        <w:rPr>
-          <w:rFonts w:ascii="微软雅黑" w:hAnsi="微软雅黑" w:eastAsia="微软雅黑"/>
-          <w:b w:val="0"/>
-          <w:sz w:val="21"/>
-        </w:rPr>
-        <w:t xml:space="preserve">，看"IPv4 地址"（形如 </w:t>
-      </w:r>
-      <w:r>
-        <w:rPr>
-          <w:rFonts w:ascii="Consolas" w:hAnsi="Consolas" w:eastAsia="Consolas"/>
-          <w:b w:val="0"/>
-          <w:sz w:val="20"/>
-        </w:rPr>
-        <w:t>192.168.x.x</w:t>
-      </w:r>
-      <w:r>
-        <w:rPr>
-          <w:rFonts w:ascii="微软雅黑" w:hAnsi="微软雅黑" w:eastAsia="微软雅黑"/>
-          <w:b w:val="0"/>
-          <w:sz w:val="21"/>
-        </w:rPr>
-        <w:t>）。</w:t>
-      </w:r>
-    </w:p>
-    <w:p>
-      <w:pPr>
-        <w:pStyle w:val="ListBullet"/>
-      </w:pPr>
-      <w:r>
-        <w:rPr>
-          <w:rFonts w:ascii="微软雅黑" w:hAnsi="微软雅黑" w:eastAsia="微软雅黑"/>
-          <w:b/>
-          <w:sz w:val="21"/>
-        </w:rPr>
-        <w:t>怎么找座位标签</w:t>
-      </w:r>
-      <w:r>
-        <w:rPr>
-          <w:rFonts w:ascii="微软雅黑" w:hAnsi="微软雅黑" w:eastAsia="微软雅黑"/>
-          <w:b w:val="0"/>
-          <w:sz w:val="21"/>
-        </w:rPr>
-        <w:t>：见第 5 步先建好座位，标签就是平面图上的那个编号。</w:t>
-      </w:r>
-    </w:p>
-    <w:p>
-      <w:r>
-        <w:rPr>
-          <w:rFonts w:ascii="微软雅黑" w:hAnsi="微软雅黑" w:eastAsia="微软雅黑"/>
-          <w:b w:val="0"/>
-          <w:color w:val="B0B0B0"/>
-          <w:sz w:val="18"/>
-        </w:rPr>
-        <w:t>────────────────────────────────────────</w:t>
-      </w:r>
-    </w:p>
-    <w:p>
-      <w:pPr>
-        <w:pStyle w:val="Heading2"/>
-      </w:pPr>
-      <w:r>
-        <w:rPr>
-          <w:rFonts w:ascii="微软雅黑" w:hAnsi="微软雅黑" w:eastAsia="微软雅黑"/>
-          <w:b/>
-          <w:color w:val="1F3B73"/>
-          <w:sz w:val="28"/>
-        </w:rPr>
-        <w:t>4. 启动主系统（每次演示前这样做）</w:t>
-      </w:r>
-    </w:p>
-    <w:p>
-      <w:r>
-        <w:rPr>
-          <w:rFonts w:ascii="微软雅黑" w:hAnsi="微软雅黑" w:eastAsia="微软雅黑"/>
-          <w:b/>
-          <w:sz w:val="21"/>
-        </w:rPr>
-        <w:t>① 关掉传感器模拟器</w:t>
-      </w:r>
-      <w:r>
-        <w:rPr>
-          <w:rFonts w:ascii="微软雅黑" w:hAnsi="微软雅黑" w:eastAsia="微软雅黑"/>
-          <w:b w:val="0"/>
-          <w:sz w:val="21"/>
-        </w:rPr>
-        <w:t>（很关键，否则随机数据会和真机互相覆盖）</w:t>
-      </w:r>
-    </w:p>
-    <w:p>
-      <w:r>
-        <w:rPr>
-          <w:rFonts w:ascii="微软雅黑" w:hAnsi="微软雅黑" w:eastAsia="微软雅黑"/>
-          <w:b w:val="0"/>
-          <w:sz w:val="21"/>
-        </w:rPr>
-        <w:t xml:space="preserve">编辑主系统目录下的 </w:t>
-      </w:r>
-      <w:r>
-        <w:rPr>
-          <w:rFonts w:ascii="Consolas" w:hAnsi="Consolas" w:eastAsia="Consolas"/>
-          <w:b w:val="0"/>
-          <w:sz w:val="20"/>
-        </w:rPr>
-        <w:t>.env</w:t>
-      </w:r>
-      <w:r>
-        <w:rPr>
-          <w:rFonts w:ascii="微软雅黑" w:hAnsi="微软雅黑" w:eastAsia="微软雅黑"/>
-          <w:b w:val="0"/>
-          <w:sz w:val="21"/>
-        </w:rPr>
-        <w:t>，加入一行：</w:t>
+        <w:t>③ 传感器类型（HC-SR501 关键改动，就改这一行）</w:t>
       </w:r>
     </w:p>
     <w:p>
@@ -1194,7 +1572,7 @@
           <w:b w:val="0"/>
           <w:sz w:val="18"/>
         </w:rPr>
-        <w:t>SENSOR_SIMULATOR_AUTOSTART=False</w:t>
+        <w:t>const bool IR_ACTIVE_HIGH = true;   // HC-SR501 检测到人体输出 HIGH → true</w:t>
       </w:r>
     </w:p>
     <w:p/>
@@ -1208,7 +1586,39 @@
           <w:b w:val="0"/>
           <w:sz w:val="21"/>
         </w:rPr>
-        <w:t xml:space="preserve">或者主系统起来后，用管理员调 </w:t>
+        <w:t>解释：固件用它判断"传感器是否检测到人"。</w:t>
+      </w:r>
+      <w:r>
+        <w:rPr>
+          <w:rFonts w:ascii="微软雅黑" w:hAnsi="微软雅黑" w:eastAsia="微软雅黑"/>
+          <w:b/>
+          <w:sz w:val="21"/>
+        </w:rPr>
+        <w:t>HC-SR501</w:t>
+      </w:r>
+      <w:r>
+        <w:rPr>
+          <w:rFonts w:ascii="微软雅黑" w:hAnsi="微软雅黑" w:eastAsia="微软雅黑"/>
+          <w:b w:val="0"/>
+          <w:sz w:val="21"/>
+        </w:rPr>
+        <w:t xml:space="preserve"> 有动静时输出 </w:t>
+      </w:r>
+      <w:r>
+        <w:rPr>
+          <w:rFonts w:ascii="微软雅黑" w:hAnsi="微软雅黑" w:eastAsia="微软雅黑"/>
+          <w:b/>
+          <w:sz w:val="21"/>
+        </w:rPr>
+        <w:t>HIGH</w:t>
+      </w:r>
+      <w:r>
+        <w:rPr>
+          <w:rFonts w:ascii="微软雅黑" w:hAnsi="微软雅黑" w:eastAsia="微软雅黑"/>
+          <w:b w:val="0"/>
+          <w:sz w:val="21"/>
+        </w:rPr>
+        <w:t xml:space="preserve">，所以填 </w:t>
       </w:r>
       <w:r>
         <w:rPr>
@@ -1216,7 +1626,7 @@
           <w:b w:val="0"/>
           <w:sz w:val="20"/>
         </w:rPr>
-        <w:t>POST /api/admin/simulator/stop</w:t>
+        <w:t>true</w:t>
       </w:r>
       <w:r>
         <w:rPr>
@@ -1224,17 +1634,211 @@
           <w:b w:val="0"/>
           <w:sz w:val="21"/>
         </w:rPr>
-        <w:t>。二选一。</w:t>
+        <w:t>；</w:t>
       </w:r>
     </w:p>
     <w:p>
+      <w:pPr>
+        <w:shd w:val="clear" w:color="auto" w:fill="FFF3E0"/>
+      </w:pPr>
+      <w:r>
+        <w:rPr>
+          <w:rFonts w:ascii="微软雅黑" w:hAnsi="微软雅黑" w:eastAsia="微软雅黑"/>
+          <w:b w:val="0"/>
+          <w:sz w:val="21"/>
+        </w:rPr>
+        <w:t>如果你以后换回</w:t>
+      </w:r>
       <w:r>
         <w:rPr>
           <w:rFonts w:ascii="微软雅黑" w:hAnsi="微软雅黑" w:eastAsia="微软雅黑"/>
           <w:b/>
           <w:sz w:val="21"/>
         </w:rPr>
-        <w:t>② 让主系统监听所有网卡 + 端口 5800</w:t>
+        <w:t>红外避障模块</w:t>
+      </w:r>
+      <w:r>
+        <w:rPr>
+          <w:rFonts w:ascii="微软雅黑" w:hAnsi="微软雅黑" w:eastAsia="微软雅黑"/>
+          <w:b w:val="0"/>
+          <w:sz w:val="21"/>
+        </w:rPr>
+        <w:t xml:space="preserve">（检测到物体时输出 </w:t>
+      </w:r>
+      <w:r>
+        <w:rPr>
+          <w:rFonts w:ascii="微软雅黑" w:hAnsi="微软雅黑" w:eastAsia="微软雅黑"/>
+          <w:b/>
+          <w:sz w:val="21"/>
+        </w:rPr>
+        <w:t>LOW</w:t>
+      </w:r>
+      <w:r>
+        <w:rPr>
+          <w:rFonts w:ascii="微软雅黑" w:hAnsi="微软雅黑" w:eastAsia="微软雅黑"/>
+          <w:b w:val="0"/>
+          <w:sz w:val="21"/>
+        </w:rPr>
+        <w:t xml:space="preserve">），就把它改回 </w:t>
+      </w:r>
+      <w:r>
+        <w:rPr>
+          <w:rFonts w:ascii="Consolas" w:hAnsi="Consolas" w:eastAsia="Consolas"/>
+          <w:b w:val="0"/>
+          <w:sz w:val="20"/>
+        </w:rPr>
+        <w:t>false</w:t>
+      </w:r>
+      <w:r>
+        <w:rPr>
+          <w:rFonts w:ascii="微软雅黑" w:hAnsi="微软雅黑" w:eastAsia="微软雅黑"/>
+          <w:b w:val="0"/>
+          <w:sz w:val="21"/>
+        </w:rPr>
+        <w:t>。就这一个开关。</w:t>
+      </w:r>
+    </w:p>
+    <w:p>
+      <w:pPr>
+        <w:pStyle w:val="ListBullet"/>
+      </w:pPr>
+      <w:r>
+        <w:rPr>
+          <w:rFonts w:ascii="微软雅黑" w:hAnsi="微软雅黑" w:eastAsia="微软雅黑"/>
+          <w:b/>
+          <w:sz w:val="21"/>
+        </w:rPr>
+        <w:t>怎么找电脑局域网 IP</w:t>
+      </w:r>
+      <w:r>
+        <w:rPr>
+          <w:rFonts w:ascii="微软雅黑" w:hAnsi="微软雅黑" w:eastAsia="微软雅黑"/>
+          <w:b w:val="0"/>
+          <w:sz w:val="21"/>
+        </w:rPr>
+        <w:t xml:space="preserve">：电脑上 </w:t>
+      </w:r>
+      <w:r>
+        <w:rPr>
+          <w:rFonts w:ascii="Consolas" w:hAnsi="Consolas" w:eastAsia="Consolas"/>
+          <w:b w:val="0"/>
+          <w:sz w:val="20"/>
+        </w:rPr>
+        <w:t>ipconfig</w:t>
+      </w:r>
+      <w:r>
+        <w:rPr>
+          <w:rFonts w:ascii="微软雅黑" w:hAnsi="微软雅黑" w:eastAsia="微软雅黑"/>
+          <w:b w:val="0"/>
+          <w:sz w:val="21"/>
+        </w:rPr>
+        <w:t xml:space="preserve">，看"IPv4 地址"（形如 </w:t>
+      </w:r>
+      <w:r>
+        <w:rPr>
+          <w:rFonts w:ascii="Consolas" w:hAnsi="Consolas" w:eastAsia="Consolas"/>
+          <w:b w:val="0"/>
+          <w:sz w:val="20"/>
+        </w:rPr>
+        <w:t>192.168.x.x</w:t>
+      </w:r>
+      <w:r>
+        <w:rPr>
+          <w:rFonts w:ascii="微软雅黑" w:hAnsi="微软雅黑" w:eastAsia="微软雅黑"/>
+          <w:b w:val="0"/>
+          <w:sz w:val="21"/>
+        </w:rPr>
+        <w:t>）。</w:t>
+      </w:r>
+    </w:p>
+    <w:p>
+      <w:pPr>
+        <w:pStyle w:val="ListBullet"/>
+      </w:pPr>
+      <w:r>
+        <w:rPr>
+          <w:rFonts w:ascii="微软雅黑" w:hAnsi="微软雅黑" w:eastAsia="微软雅黑"/>
+          <w:b/>
+          <w:sz w:val="21"/>
+        </w:rPr>
+        <w:t>怎么找座位标签</w:t>
+      </w:r>
+      <w:r>
+        <w:rPr>
+          <w:rFonts w:ascii="微软雅黑" w:hAnsi="微软雅黑" w:eastAsia="微软雅黑"/>
+          <w:b w:val="0"/>
+          <w:sz w:val="21"/>
+        </w:rPr>
+        <w:t>：见第 5 步先建好座位，标签就是平面图上的那个编号。</w:t>
+      </w:r>
+    </w:p>
+    <w:p>
+      <w:r>
+        <w:rPr>
+          <w:rFonts w:ascii="微软雅黑" w:hAnsi="微软雅黑" w:eastAsia="微软雅黑"/>
+          <w:b w:val="0"/>
+          <w:color w:val="B0B0B0"/>
+          <w:sz w:val="18"/>
+        </w:rPr>
+        <w:t>────────────────────────────────────────</w:t>
+      </w:r>
+    </w:p>
+    <w:p>
+      <w:pPr>
+        <w:pStyle w:val="Heading2"/>
+      </w:pPr>
+      <w:r>
+        <w:rPr>
+          <w:rFonts w:ascii="微软雅黑" w:hAnsi="微软雅黑" w:eastAsia="微软雅黑"/>
+          <w:b/>
+          <w:color w:val="1F3B73"/>
+          <w:sz w:val="28"/>
+        </w:rPr>
+        <w:t>4. 启动主系统（每次演示前这样做）</w:t>
+      </w:r>
+    </w:p>
+    <w:p>
+      <w:r>
+        <w:rPr>
+          <w:rFonts w:ascii="微软雅黑" w:hAnsi="微软雅黑" w:eastAsia="微软雅黑"/>
+          <w:b/>
+          <w:sz w:val="21"/>
+        </w:rPr>
+        <w:t>① 关掉传感器模拟器</w:t>
+      </w:r>
+      <w:r>
+        <w:rPr>
+          <w:rFonts w:ascii="微软雅黑" w:hAnsi="微软雅黑" w:eastAsia="微软雅黑"/>
+          <w:b w:val="0"/>
+          <w:sz w:val="21"/>
+        </w:rPr>
+        <w:t>（很关键，否则随机数据会和真机互相覆盖）</w:t>
+      </w:r>
+    </w:p>
+    <w:p>
+      <w:r>
+        <w:rPr>
+          <w:rFonts w:ascii="微软雅黑" w:hAnsi="微软雅黑" w:eastAsia="微软雅黑"/>
+          <w:b w:val="0"/>
+          <w:sz w:val="21"/>
+        </w:rPr>
+        <w:t xml:space="preserve">编辑主系统目录下的 </w:t>
+      </w:r>
+      <w:r>
+        <w:rPr>
+          <w:rFonts w:ascii="Consolas" w:hAnsi="Consolas" w:eastAsia="Consolas"/>
+          <w:b w:val="0"/>
+          <w:sz w:val="20"/>
+        </w:rPr>
+        <w:t>.env</w:t>
+      </w:r>
+      <w:r>
+        <w:rPr>
+          <w:rFonts w:ascii="微软雅黑" w:hAnsi="微软雅黑" w:eastAsia="微软雅黑"/>
+          <w:b w:val="0"/>
+          <w:sz w:val="21"/>
+        </w:rPr>
+        <w:t>，加入一行：</w:t>
       </w:r>
     </w:p>
     <w:p>
@@ -1248,6 +1852,60 @@
           <w:b w:val="0"/>
           <w:sz w:val="18"/>
         </w:rPr>
+        <w:t>SENSOR_SIMULATOR_AUTOSTART=False</w:t>
+      </w:r>
+    </w:p>
+    <w:p/>
+    <w:p>
+      <w:pPr>
+        <w:shd w:val="clear" w:color="auto" w:fill="FFF3E0"/>
+      </w:pPr>
+      <w:r>
+        <w:rPr>
+          <w:rFonts w:ascii="微软雅黑" w:hAnsi="微软雅黑" w:eastAsia="微软雅黑"/>
+          <w:b w:val="0"/>
+          <w:sz w:val="21"/>
+        </w:rPr>
+        <w:t xml:space="preserve">或者主系统起来后，用管理员调 </w:t>
+      </w:r>
+      <w:r>
+        <w:rPr>
+          <w:rFonts w:ascii="Consolas" w:hAnsi="Consolas" w:eastAsia="Consolas"/>
+          <w:b w:val="0"/>
+          <w:sz w:val="20"/>
+        </w:rPr>
+        <w:t>POST /api/admin/simulator/stop</w:t>
+      </w:r>
+      <w:r>
+        <w:rPr>
+          <w:rFonts w:ascii="微软雅黑" w:hAnsi="微软雅黑" w:eastAsia="微软雅黑"/>
+          <w:b w:val="0"/>
+          <w:sz w:val="21"/>
+        </w:rPr>
+        <w:t>。二选一。</w:t>
+      </w:r>
+    </w:p>
+    <w:p>
+      <w:r>
+        <w:rPr>
+          <w:rFonts w:ascii="微软雅黑" w:hAnsi="微软雅黑" w:eastAsia="微软雅黑"/>
+          <w:b/>
+          <w:sz w:val="21"/>
+        </w:rPr>
+        <w:t>② 让主系统监听所有网卡 + 端口 5800</w:t>
+      </w:r>
+    </w:p>
+    <w:p>
+      <w:pPr>
+        <w:spacing w:after="0" w:before="0"/>
+        <w:shd w:val="clear" w:color="auto" w:fill="F2F2F2"/>
+      </w:pPr>
+      <w:r>
+        <w:rPr>
+          <w:rFonts w:ascii="Consolas" w:hAnsi="Consolas" w:eastAsia="Consolas"/>
+          <w:b w:val="0"/>
+          <w:sz w:val="18"/>
+        </w:rPr>
         <w:t>python app.py 0.0.0.0 5800</w:t>
       </w:r>
     </w:p>
@@ -1275,7 +1933,7 @@
           <w:b w:val="0"/>
           <w:sz w:val="21"/>
         </w:rPr>
-        <w:t xml:space="preserve">启动日志会打印类似 </w:t>
+        <w:t xml:space="preserve">启动日志会打印 </w:t>
       </w:r>
       <w:r>
         <w:rPr>
@@ -1320,7 +1978,7 @@
           <w:b w:val="0"/>
           <w:sz w:val="21"/>
         </w:rPr>
-        <w:t>数据库说明：主系统默认尝试连 MySQL；连不上会自动回退 SQLite，演示照跑。Redis 不装也会自动退化为单进程模式，不影响演示。</w:t>
+        <w:t>数据库说明：主系统默认尝试连 MySQL；连不上自动回退 SQLite，演示照跑。Redis 不装也会自动退化为单进程模式，不影响演示。</w:t>
       </w:r>
     </w:p>
     <w:p>
@@ -1366,7 +2024,7 @@
           <w:b w:val="0"/>
           <w:sz w:val="21"/>
         </w:rPr>
-        <w:t>用管理员账号登录 → 管理端 → 建筑/楼层 → 创建一栋楼和一个楼层。</w:t>
+        <w:t>管理员登录 → 管理端 → 建筑/楼层 → 创建一栋楼和一个楼层。</w:t>
       </w:r>
     </w:p>
     <w:p>
@@ -1403,7 +2061,7 @@
           <w:b w:val="0"/>
           <w:sz w:val="21"/>
         </w:rPr>
-        <w:t>（或直接在座位管理里建一个座位），保存。</w:t>
+        <w:t>（或直接在座位管理里建一个），保存。</w:t>
       </w:r>
     </w:p>
     <w:p>
@@ -1440,7 +2098,7 @@
           <w:b w:val="0"/>
           <w:sz w:val="21"/>
         </w:rPr>
-        <w:t xml:space="preserve">（就是平面图上显示的编号，如 </w:t>
+        <w:t xml:space="preserve">（就是平面图上的编号，如 </w:t>
       </w:r>
       <w:r>
         <w:rPr>
@@ -1651,7 +2309,7 @@
     <w:p/>
     <w:p>
       <w:pPr>
-        <w:shd w:val="clear" w:color="auto" w:fill="FFF3E0"/>
+        <w:pStyle w:val="ListBullet"/>
       </w:pPr>
       <w:r>
         <w:rPr>
@@ -1659,7 +2317,7 @@
           <w:b w:val="0"/>
           <w:sz w:val="21"/>
         </w:rPr>
-        <w:t>常见：</w:t>
+        <w:t xml:space="preserve">手在传感器前晃一下，串口的 </w:t>
       </w:r>
       <w:r>
         <w:rPr>
@@ -1667,7 +2325,7 @@
           <w:b w:val="0"/>
           <w:sz w:val="20"/>
         </w:rPr>
-        <w:t>上报失败 HTTP 404</w:t>
+        <w:t>ir_front/ir_back</w:t>
       </w:r>
       <w:r>
         <w:rPr>
@@ -1675,7 +2333,7 @@
           <w:b w:val="0"/>
           <w:sz w:val="21"/>
         </w:rPr>
-        <w:t xml:space="preserve"> → 座位标签填错；</w:t>
+        <w:t xml:space="preserve"> 应出现 </w:t>
       </w:r>
       <w:r>
         <w:rPr>
@@ -1683,7 +2341,7 @@
           <w:b w:val="0"/>
           <w:sz w:val="20"/>
         </w:rPr>
-        <w:t>HTTP -1 / 连接超时</w:t>
+        <w:t>1</w:t>
       </w:r>
       <w:r>
         <w:rPr>
@@ -1691,15 +2349,20 @@
           <w:b w:val="0"/>
           <w:sz w:val="21"/>
         </w:rPr>
-        <w:t xml:space="preserve"> → 主系统没 </w:t>
-      </w:r>
+        <w:t>（±几秒内）。</w:t>
+      </w:r>
+    </w:p>
+    <w:p>
+      <w:pPr>
+        <w:pStyle w:val="ListBullet"/>
+      </w:pPr>
       <w:r>
         <w:rPr>
           <w:rFonts w:ascii="Consolas" w:hAnsi="Consolas" w:eastAsia="Consolas"/>
           <w:b w:val="0"/>
           <w:sz w:val="20"/>
         </w:rPr>
-        <w:t>0.0.0.0</w:t>
+        <w:t>上报失败 HTTP 404</w:t>
       </w:r>
       <w:r>
         <w:rPr>
@@ -1707,7 +2370,39 @@
           <w:b w:val="0"/>
           <w:sz w:val="21"/>
         </w:rPr>
-        <w:t xml:space="preserve"> 启动 / 不同 WiFi / 防火墙没放行 5800（重点核对 </w:t>
+        <w:t xml:space="preserve"> → 座位标签填错；</w:t>
+      </w:r>
+      <w:r>
+        <w:rPr>
+          <w:rFonts w:ascii="Consolas" w:hAnsi="Consolas" w:eastAsia="Consolas"/>
+          <w:b w:val="0"/>
+          <w:sz w:val="20"/>
+        </w:rPr>
+        <w:t>HTTP -1 / 连接超时</w:t>
+      </w:r>
+      <w:r>
+        <w:rPr>
+          <w:rFonts w:ascii="微软雅黑" w:hAnsi="微软雅黑" w:eastAsia="微软雅黑"/>
+          <w:b w:val="0"/>
+          <w:sz w:val="21"/>
+        </w:rPr>
+        <w:t xml:space="preserve"> → 主系统没 </w:t>
+      </w:r>
+      <w:r>
+        <w:rPr>
+          <w:rFonts w:ascii="Consolas" w:hAnsi="Consolas" w:eastAsia="Consolas"/>
+          <w:b w:val="0"/>
+          <w:sz w:val="20"/>
+        </w:rPr>
+        <w:t>0.0.0.0</w:t>
+      </w:r>
+      <w:r>
+        <w:rPr>
+          <w:rFonts w:ascii="微软雅黑" w:hAnsi="微软雅黑" w:eastAsia="微软雅黑"/>
+          <w:b w:val="0"/>
+          <w:sz w:val="21"/>
+        </w:rPr>
+        <w:t xml:space="preserve"> 启动 / 不同 WiFi / 防火墙没放行 5800（核对 </w:t>
       </w:r>
       <w:r>
         <w:rPr>
@@ -1801,7 +2496,7 @@
           <w:b w:val="0"/>
           <w:sz w:val="21"/>
         </w:rPr>
-        <w:t xml:space="preserve"> → 进入「</w:t>
+        <w:t xml:space="preserve"> → 进「</w:t>
       </w:r>
       <w:r>
         <w:rPr>
@@ -1838,7 +2533,23 @@
           <w:b w:val="0"/>
           <w:sz w:val="21"/>
         </w:rPr>
-        <w:t>让一位同学坐到你绑定的那个座位：</w:t>
+        <w:t>让一位同学</w:t>
+      </w:r>
+      <w:r>
+        <w:rPr>
+          <w:rFonts w:ascii="微软雅黑" w:hAnsi="微软雅黑" w:eastAsia="微软雅黑"/>
+          <w:b/>
+          <w:sz w:val="21"/>
+        </w:rPr>
+        <w:t>坐到/靠近</w:t>
+      </w:r>
+      <w:r>
+        <w:rPr>
+          <w:rFonts w:ascii="微软雅黑" w:hAnsi="微软雅黑" w:eastAsia="微软雅黑"/>
+          <w:b w:val="0"/>
+          <w:sz w:val="21"/>
+        </w:rPr>
+        <w:t>你绑定的座位：</w:t>
       </w:r>
       <w:r>
         <w:rPr>
@@ -1907,7 +2618,7 @@
           <w:b w:val="0"/>
           <w:sz w:val="21"/>
         </w:rPr>
-        <w:t xml:space="preserve">同学离开：连续两次"无人"上报 → 约 </w:t>
+        <w:t xml:space="preserve">同学离开、传感器检测不到人体动作后：连续两次"无人"上报 → 约 </w:t>
       </w:r>
       <w:r>
         <w:rPr>
@@ -1980,6 +2691,83 @@
       </w:r>
     </w:p>
     <w:p>
+      <w:pPr>
+        <w:shd w:val="clear" w:color="auto" w:fill="FFF3E0"/>
+      </w:pPr>
+      <w:r>
+        <w:rPr>
+          <w:rFonts w:ascii="微软雅黑" w:hAnsi="微软雅黑" w:eastAsia="微软雅黑"/>
+          <w:b w:val="0"/>
+          <w:sz w:val="21"/>
+        </w:rPr>
+        <w:t>⚠️ PIR 特性提醒：</w:t>
+      </w:r>
+      <w:r>
+        <w:rPr>
+          <w:rFonts w:ascii="微软雅黑" w:hAnsi="微软雅黑" w:eastAsia="微软雅黑"/>
+          <w:b/>
+          <w:sz w:val="21"/>
+        </w:rPr>
+        <w:t>HC-SR501 侦测的是"人体移动"，不是"静止占座"。</w:t>
+      </w:r>
+      <w:r>
+        <w:rPr>
+          <w:rFonts w:ascii="微软雅黑" w:hAnsi="微软雅黑" w:eastAsia="微软雅黑"/>
+          <w:b w:val="0"/>
+          <w:sz w:val="21"/>
+        </w:rPr>
+        <w:t xml:space="preserve"> 有人坐着不动超过 HC-SR501 的延时（默认几秒到几十秒），它会从 </w:t>
+      </w:r>
+      <w:r>
+        <w:rPr>
+          <w:rFonts w:ascii="Consolas" w:hAnsi="Consolas" w:eastAsia="Consolas"/>
+          <w:b w:val="0"/>
+          <w:sz w:val="20"/>
+        </w:rPr>
+        <w:t>HIGH</w:t>
+      </w:r>
+      <w:r>
+        <w:rPr>
+          <w:rFonts w:ascii="微软雅黑" w:hAnsi="微软雅黑" w:eastAsia="微软雅黑"/>
+          <w:b w:val="0"/>
+          <w:sz w:val="21"/>
+        </w:rPr>
+        <w:t xml:space="preserve"> 掉回 </w:t>
+      </w:r>
+      <w:r>
+        <w:rPr>
+          <w:rFonts w:ascii="Consolas" w:hAnsi="Consolas" w:eastAsia="Consolas"/>
+          <w:b w:val="0"/>
+          <w:sz w:val="20"/>
+        </w:rPr>
+        <w:t>LOW</w:t>
+      </w:r>
+      <w:r>
+        <w:rPr>
+          <w:rFonts w:ascii="微软雅黑" w:hAnsi="微软雅黑" w:eastAsia="微软雅黑"/>
+          <w:b w:val="0"/>
+          <w:sz w:val="21"/>
+        </w:rPr>
+        <w:t xml:space="preserve"> → 座位可能短暂显示空闲。演示时（人坐下、离开）动作足够，可忽略；若要增强，把 HC-SR501 延时电位器调到</w:t>
+      </w:r>
+      <w:r>
+        <w:rPr>
+          <w:rFonts w:ascii="微软雅黑" w:hAnsi="微软雅黑" w:eastAsia="微软雅黑"/>
+          <w:b/>
+          <w:sz w:val="21"/>
+        </w:rPr>
+        <w:t>最小</w:t>
+      </w:r>
+      <w:r>
+        <w:rPr>
+          <w:rFonts w:ascii="微软雅黑" w:hAnsi="微软雅黑" w:eastAsia="微软雅黑"/>
+          <w:b w:val="0"/>
+          <w:sz w:val="21"/>
+        </w:rPr>
+        <w:t>（见第 10 节）。</w:t>
+      </w:r>
+    </w:p>
+    <w:p>
       <w:r>
         <w:rPr>
           <w:rFonts w:ascii="微软雅黑" w:hAnsi="微软雅黑" w:eastAsia="微软雅黑"/>
@@ -2186,7 +2974,7 @@
           <w:b w:val="0"/>
           <w:sz w:val="21"/>
         </w:rPr>
-        <w:t>收尾强调："整条判定/锁定/导航链路都在主系统完成，设备端只做持续扫描+上报，软硬件解耦。"——这正好呼应"物联网感知"的项目定位。</w:t>
+        <w:t>收尾强调："整条判定/锁定/导航链路都在主系统完成，设备端只做持续扫描+上报，软硬件解耦。"——正好呼应"物联网感知"定位。</w:t>
       </w:r>
     </w:p>
     <w:p>
@@ -2465,14 +3253,6 @@
             <w:r/>
             <w:r>
               <w:rPr>
-                <w:rFonts w:ascii="微软雅黑" w:hAnsi="微软雅黑" w:eastAsia="微软雅黑"/>
-                <w:b w:val="0"/>
-                <w:sz w:val="19"/>
-              </w:rPr>
-              <w:t>电平反了：</w:t>
-            </w:r>
-            <w:r>
-              <w:rPr>
                 <w:rFonts w:ascii="Consolas" w:hAnsi="Consolas" w:eastAsia="Consolas"/>
                 <w:b w:val="0"/>
                 <w:sz w:val="18"/>
@@ -2485,7 +3265,7 @@
                 <w:b w:val="0"/>
                 <w:sz w:val="19"/>
               </w:rPr>
-              <w:t xml:space="preserve"> 改成 </w:t>
+              <w:t xml:space="preserve"> 是不是 </w:t>
             </w:r>
             <w:r>
               <w:rPr>
@@ -2501,7 +3281,7 @@
                 <w:b w:val="0"/>
                 <w:sz w:val="19"/>
               </w:rPr>
-              <w:t xml:space="preserve"> 试试；看接线与串口 </w:t>
+              <w:t xml:space="preserve">；看接线与串口 </w:t>
             </w:r>
             <w:r>
               <w:rPr>
@@ -2518,6 +3298,156 @@
                 <w:sz w:val="19"/>
               </w:rPr>
               <w:t xml:space="preserve"> 是否出现</w:t>
+            </w:r>
+          </w:p>
+        </w:tc>
+      </w:tr>
+      <w:tr>
+        <w:tc>
+          <w:tcPr>
+            <w:tcW w:type="dxa" w:w="4320"/>
+          </w:tcPr>
+          <w:p>
+            <w:r/>
+            <w:r>
+              <w:rPr>
+                <w:rFonts w:ascii="Consolas" w:hAnsi="Consolas" w:eastAsia="Consolas"/>
+                <w:b w:val="0"/>
+                <w:sz w:val="18"/>
+              </w:rPr>
+              <w:t>ir</w:t>
+            </w:r>
+            <w:r>
+              <w:rPr>
+                <w:rFonts w:ascii="微软雅黑" w:hAnsi="微软雅黑" w:eastAsia="微软雅黑"/>
+                <w:b w:val="0"/>
+                <w:sz w:val="19"/>
+              </w:rPr>
+              <w:t xml:space="preserve"> 一直 </w:t>
+            </w:r>
+            <w:r>
+              <w:rPr>
+                <w:rFonts w:ascii="Consolas" w:hAnsi="Consolas" w:eastAsia="Consolas"/>
+                <w:b w:val="0"/>
+                <w:sz w:val="18"/>
+              </w:rPr>
+              <w:t>0</w:t>
+            </w:r>
+            <w:r>
+              <w:rPr>
+                <w:rFonts w:ascii="微软雅黑" w:hAnsi="微软雅黑" w:eastAsia="微软雅黑"/>
+                <w:b w:val="0"/>
+                <w:sz w:val="19"/>
+              </w:rPr>
+              <w:t>，手晃动也没反应</w:t>
+            </w:r>
+          </w:p>
+        </w:tc>
+        <w:tc>
+          <w:tcPr>
+            <w:tcW w:type="dxa" w:w="4320"/>
+          </w:tcPr>
+          <w:p>
+            <w:r/>
+            <w:r>
+              <w:rPr>
+                <w:rFonts w:ascii="微软雅黑" w:hAnsi="微软雅黑" w:eastAsia="微软雅黑"/>
+                <w:b w:val="0"/>
+                <w:sz w:val="19"/>
+              </w:rPr>
+              <w:t>HC-SR501 的 VCC 电压不够（接 5V）、OUT 没接对、或没上电</w:t>
+            </w:r>
+          </w:p>
+        </w:tc>
+      </w:tr>
+      <w:tr>
+        <w:tc>
+          <w:tcPr>
+            <w:tcW w:type="dxa" w:w="4320"/>
+          </w:tcPr>
+          <w:p>
+            <w:r/>
+            <w:r>
+              <w:rPr>
+                <w:rFonts w:ascii="Consolas" w:hAnsi="Consolas" w:eastAsia="Consolas"/>
+                <w:b w:val="0"/>
+                <w:sz w:val="18"/>
+              </w:rPr>
+              <w:t>ir</w:t>
+            </w:r>
+            <w:r>
+              <w:rPr>
+                <w:rFonts w:ascii="微软雅黑" w:hAnsi="微软雅黑" w:eastAsia="微软雅黑"/>
+                <w:b w:val="0"/>
+                <w:sz w:val="19"/>
+              </w:rPr>
+              <w:t xml:space="preserve"> 一直 </w:t>
+            </w:r>
+            <w:r>
+              <w:rPr>
+                <w:rFonts w:ascii="Consolas" w:hAnsi="Consolas" w:eastAsia="Consolas"/>
+                <w:b w:val="0"/>
+                <w:sz w:val="18"/>
+              </w:rPr>
+              <w:t>1</w:t>
+            </w:r>
+            <w:r>
+              <w:rPr>
+                <w:rFonts w:ascii="微软雅黑" w:hAnsi="微软雅黑" w:eastAsia="微软雅黑"/>
+                <w:b w:val="0"/>
+                <w:sz w:val="19"/>
+              </w:rPr>
+              <w:t>，人走了也不变</w:t>
+            </w:r>
+          </w:p>
+        </w:tc>
+        <w:tc>
+          <w:tcPr>
+            <w:tcW w:type="dxa" w:w="4320"/>
+          </w:tcPr>
+          <w:p>
+            <w:r/>
+            <w:r>
+              <w:rPr>
+                <w:rFonts w:ascii="微软雅黑" w:hAnsi="微软雅黑" w:eastAsia="微软雅黑"/>
+                <w:b w:val="0"/>
+                <w:sz w:val="19"/>
+              </w:rPr>
+              <w:t>HC-SR501 延时太长/环境干扰；把延时跳到最小；或人走后多等，通常 2 个上报周期后释放</w:t>
+            </w:r>
+          </w:p>
+        </w:tc>
+      </w:tr>
+      <w:tr>
+        <w:tc>
+          <w:tcPr>
+            <w:tcW w:type="dxa" w:w="4320"/>
+          </w:tcPr>
+          <w:p>
+            <w:r/>
+            <w:r>
+              <w:rPr>
+                <w:rFonts w:ascii="微软雅黑" w:hAnsi="微软雅黑" w:eastAsia="微软雅黑"/>
+                <w:b w:val="0"/>
+                <w:sz w:val="19"/>
+              </w:rPr>
+              <w:t>人坐下一会儿就变绿</w:t>
+            </w:r>
+          </w:p>
+        </w:tc>
+        <w:tc>
+          <w:tcPr>
+            <w:tcW w:type="dxa" w:w="4320"/>
+          </w:tcPr>
+          <w:p>
+            <w:r/>
+            <w:r>
+              <w:rPr>
+                <w:rFonts w:ascii="微软雅黑" w:hAnsi="微软雅黑" w:eastAsia="微软雅黑"/>
+                <w:b w:val="0"/>
+                <w:sz w:val="19"/>
+              </w:rPr>
+              <w:t>PIR 只侦测"移动"，静止太久会掉线 → 调小 HC-SR501 延时电位器（见第 10 节）</w:t>
             </w:r>
           </w:p>
         </w:tc>
@@ -2551,7 +3481,7 @@
                 <w:b w:val="0"/>
                 <w:sz w:val="19"/>
               </w:rPr>
-              <w:t>传感器模拟器还在跑，先停（第 4 步）</w:t>
+              <w:t>传感器模拟器还在跑，先停（第 4 步）；或 HC-SR501 受热源/气流干扰</w:t>
             </w:r>
           </w:p>
         </w:tc>
@@ -2656,7 +3586,7 @@
           <w:b/>
           <w:sz w:val="21"/>
         </w:rPr>
-        <w:t>两种座位标识怎么选</w:t>
+        <w:t>HC-SR501 的关键设置（改动前先调它）</w:t>
       </w:r>
     </w:p>
     <w:p>
@@ -2669,7 +3599,7 @@
           <w:b w:val="0"/>
           <w:sz w:val="21"/>
         </w:rPr>
-        <w:t>按</w:t>
+        <w:t>HC-SR501 顶部有两个</w:t>
       </w:r>
       <w:r>
         <w:rPr>
@@ -2677,7 +3607,7 @@
           <w:b/>
           <w:sz w:val="21"/>
         </w:rPr>
-        <w:t>标签</w:t>
+        <w:t>电位器</w:t>
       </w:r>
       <w:r>
         <w:rPr>
@@ -2685,15 +3615,15 @@
           <w:b w:val="0"/>
           <w:sz w:val="21"/>
         </w:rPr>
-        <w:t>（推荐，人 readable）：</w:t>
-      </w:r>
-      <w:r>
-        <w:rPr>
-          <w:rFonts w:ascii="Consolas" w:hAnsi="Consolas" w:eastAsia="Consolas"/>
-          <w:b w:val="0"/>
-          <w:sz w:val="20"/>
-        </w:rPr>
-        <w:t>IDENTIFY_BY_SEAT_LABEL=true</w:t>
+        <w:t>和</w:t>
+      </w:r>
+      <w:r>
+        <w:rPr>
+          <w:rFonts w:ascii="微软雅黑" w:hAnsi="微软雅黑" w:eastAsia="微软雅黑"/>
+          <w:b/>
+          <w:sz w:val="21"/>
+        </w:rPr>
+        <w:t>一个跳线</w:t>
       </w:r>
       <w:r>
         <w:rPr>
@@ -2701,23 +3631,7 @@
           <w:b w:val="0"/>
           <w:sz w:val="21"/>
         </w:rPr>
-        <w:t xml:space="preserve">，填 </w:t>
-      </w:r>
-      <w:r>
-        <w:rPr>
-          <w:rFonts w:ascii="Consolas" w:hAnsi="Consolas" w:eastAsia="Consolas"/>
-          <w:b w:val="0"/>
-          <w:sz w:val="20"/>
-        </w:rPr>
-        <w:t>SEAT_LABEL</w:t>
-      </w:r>
-      <w:r>
-        <w:rPr>
-          <w:rFonts w:ascii="微软雅黑" w:hAnsi="微软雅黑" w:eastAsia="微软雅黑"/>
-          <w:b w:val="0"/>
-          <w:sz w:val="21"/>
-        </w:rPr>
-        <w:t>。换座位只需改标签。</w:t>
+        <w:t>：</w:t>
       </w:r>
     </w:p>
     <w:p>
@@ -2727,10 +3641,18 @@
       <w:r>
         <w:rPr>
           <w:rFonts w:ascii="微软雅黑" w:hAnsi="微软雅黑" w:eastAsia="微软雅黑"/>
+          <w:b/>
+          <w:sz w:val="21"/>
+        </w:rPr>
+        <w:t>延时电位器（Time）</w:t>
+      </w:r>
+      <w:r>
+        <w:rPr>
+          <w:rFonts w:ascii="微软雅黑" w:hAnsi="微软雅黑" w:eastAsia="微软雅黑"/>
           <w:b w:val="0"/>
           <w:sz w:val="21"/>
         </w:rPr>
-        <w:t>按</w:t>
+        <w:t>：调到</w:t>
       </w:r>
       <w:r>
         <w:rPr>
@@ -2738,7 +3660,7 @@
           <w:b/>
           <w:sz w:val="21"/>
         </w:rPr>
-        <w:t>数字 ID</w:t>
+        <w:t>最小</w:t>
       </w:r>
       <w:r>
         <w:rPr>
@@ -2746,65 +3668,7 @@
           <w:b w:val="0"/>
           <w:sz w:val="21"/>
         </w:rPr>
-        <w:t>：</w:t>
-      </w:r>
-      <w:r>
-        <w:rPr>
-          <w:rFonts w:ascii="Consolas" w:hAnsi="Consolas" w:eastAsia="Consolas"/>
-          <w:b w:val="0"/>
-          <w:sz w:val="20"/>
-        </w:rPr>
-        <w:t>IDENTIFY_BY_SEAT_LABEL=false</w:t>
-      </w:r>
-      <w:r>
-        <w:rPr>
-          <w:rFonts w:ascii="微软雅黑" w:hAnsi="微软雅黑" w:eastAsia="微软雅黑"/>
-          <w:b w:val="0"/>
-          <w:sz w:val="21"/>
-        </w:rPr>
-        <w:t xml:space="preserve">，填 </w:t>
-      </w:r>
-      <w:r>
-        <w:rPr>
-          <w:rFonts w:ascii="Consolas" w:hAnsi="Consolas" w:eastAsia="Consolas"/>
-          <w:b w:val="0"/>
-          <w:sz w:val="20"/>
-        </w:rPr>
-        <w:t>SEAT_ID</w:t>
-      </w:r>
-      <w:r>
-        <w:rPr>
-          <w:rFonts w:ascii="微软雅黑" w:hAnsi="微软雅黑" w:eastAsia="微软雅黑"/>
-          <w:b w:val="0"/>
-          <w:sz w:val="21"/>
-        </w:rPr>
-        <w:t xml:space="preserve">（数据库 </w:t>
-      </w:r>
-      <w:r>
-        <w:rPr>
-          <w:rFonts w:ascii="Consolas" w:hAnsi="Consolas" w:eastAsia="Consolas"/>
-          <w:b w:val="0"/>
-          <w:sz w:val="20"/>
-        </w:rPr>
-        <w:t>seats.id</w:t>
-      </w:r>
-      <w:r>
-        <w:rPr>
-          <w:rFonts w:ascii="微软雅黑" w:hAnsi="微软雅黑" w:eastAsia="微软雅黑"/>
-          <w:b w:val="0"/>
-          <w:sz w:val="21"/>
-        </w:rPr>
-        <w:t>）。</w:t>
-      </w:r>
-    </w:p>
-    <w:p>
-      <w:r>
-        <w:rPr>
-          <w:rFonts w:ascii="微软雅黑" w:hAnsi="微软雅黑" w:eastAsia="微软雅黑"/>
-          <w:b/>
-          <w:sz w:val="21"/>
-        </w:rPr>
-        <w:t>红外避障 vs PIR</w:t>
+        <w:t>（逆时针到底）。否则人坐下后 HC-SR501 会持续输出一段时间 HIGH，人走了也不马上释放。</w:t>
       </w:r>
     </w:p>
     <w:p>
@@ -2814,10 +3678,18 @@
       <w:r>
         <w:rPr>
           <w:rFonts w:ascii="微软雅黑" w:hAnsi="微软雅黑" w:eastAsia="微软雅黑"/>
+          <w:b/>
+          <w:sz w:val="21"/>
+        </w:rPr>
+        <w:t>灵敏度电位器（Distance）</w:t>
+      </w:r>
+      <w:r>
+        <w:rPr>
+          <w:rFonts w:ascii="微软雅黑" w:hAnsi="微软雅黑" w:eastAsia="微软雅黑"/>
           <w:b w:val="0"/>
           <w:sz w:val="21"/>
         </w:rPr>
-        <w:t>红外避障：检测到物体输出 LOW → 适合"座椅是否被占"。</w:t>
+        <w:t>：调到能覆盖你座位周围即可，太大易误报、太小侦测不到。</w:t>
       </w:r>
     </w:p>
     <w:p>
@@ -2827,10 +3699,34 @@
       <w:r>
         <w:rPr>
           <w:rFonts w:ascii="微软雅黑" w:hAnsi="微软雅黑" w:eastAsia="微软雅黑"/>
+          <w:b/>
+          <w:sz w:val="21"/>
+        </w:rPr>
+        <w:t>跳线</w:t>
+      </w:r>
+      <w:r>
+        <w:rPr>
+          <w:rFonts w:ascii="微软雅黑" w:hAnsi="微软雅黑" w:eastAsia="微软雅黑"/>
           <w:b w:val="0"/>
           <w:sz w:val="21"/>
         </w:rPr>
-        <w:t>PIR 人体感应：检测到人体输出 HIGH → 适合"是否有人"，但对静止久坐的人可能不灵敏。</w:t>
+        <w:t xml:space="preserve">：选 </w:t>
+      </w:r>
+      <w:r>
+        <w:rPr>
+          <w:rFonts w:ascii="微软雅黑" w:hAnsi="微软雅黑" w:eastAsia="微软雅黑"/>
+          <w:b/>
+          <w:sz w:val="21"/>
+        </w:rPr>
+        <w:t>H（Repeat，可重复触发）</w:t>
+      </w:r>
+      <w:r>
+        <w:rPr>
+          <w:rFonts w:ascii="微软雅黑" w:hAnsi="微软雅黑" w:eastAsia="微软雅黑"/>
+          <w:b w:val="0"/>
+          <w:sz w:val="21"/>
+        </w:rPr>
+        <w:t>，这样有人持续动作时会不停重触发；选 L 则一次触发后要等复位。</w:t>
       </w:r>
     </w:p>
     <w:p>
@@ -2843,15 +3739,15 @@
           <w:b w:val="0"/>
           <w:sz w:val="21"/>
         </w:rPr>
-        <w:t>默认按红外避障配置（</w:t>
-      </w:r>
-      <w:r>
-        <w:rPr>
-          <w:rFonts w:ascii="Consolas" w:hAnsi="Consolas" w:eastAsia="Consolas"/>
-          <w:b w:val="0"/>
-          <w:sz w:val="20"/>
-        </w:rPr>
-        <w:t>IR_ACTIVE_HIGH=false</w:t>
+        <w:t>HC-SR501 对</w:t>
+      </w:r>
+      <w:r>
+        <w:rPr>
+          <w:rFonts w:ascii="微软雅黑" w:hAnsi="微软雅黑" w:eastAsia="微软雅黑"/>
+          <w:b/>
+          <w:sz w:val="21"/>
+        </w:rPr>
+        <w:t>热源/气流/阳光</w:t>
       </w:r>
       <w:r>
         <w:rPr>
@@ -2859,23 +3755,7 @@
           <w:b w:val="0"/>
           <w:sz w:val="21"/>
         </w:rPr>
-        <w:t xml:space="preserve">），换 PIR 记得改 </w:t>
-      </w:r>
-      <w:r>
-        <w:rPr>
-          <w:rFonts w:ascii="Consolas" w:hAnsi="Consolas" w:eastAsia="Consolas"/>
-          <w:b w:val="0"/>
-          <w:sz w:val="20"/>
-        </w:rPr>
-        <w:t>true</w:t>
-      </w:r>
-      <w:r>
-        <w:rPr>
-          <w:rFonts w:ascii="微软雅黑" w:hAnsi="微软雅黑" w:eastAsia="微软雅黑"/>
-          <w:b w:val="0"/>
-          <w:sz w:val="21"/>
-        </w:rPr>
-        <w:t>。</w:t>
+        <w:t>敏感，尽量远离空调、电视屏、窗边。</w:t>
       </w:r>
     </w:p>
     <w:p>
@@ -2885,7 +3765,7 @@
           <w:b/>
           <w:sz w:val="21"/>
         </w:rPr>
-        <w:t>没有真机时怎么演示（兜底 B）</w:t>
+        <w:t>红外避障 vs PIR（两种传感器怎么选）</w:t>
       </w:r>
     </w:p>
     <w:p>
@@ -2895,10 +3775,18 @@
       <w:r>
         <w:rPr>
           <w:rFonts w:ascii="微软雅黑" w:hAnsi="微软雅黑" w:eastAsia="微软雅黑"/>
+          <w:b/>
+          <w:sz w:val="21"/>
+        </w:rPr>
+        <w:t>红外避障模块</w:t>
+      </w:r>
+      <w:r>
+        <w:rPr>
+          <w:rFonts w:ascii="微软雅黑" w:hAnsi="微软雅黑" w:eastAsia="微软雅黑"/>
           <w:b w:val="0"/>
           <w:sz w:val="21"/>
         </w:rPr>
-        <w:t xml:space="preserve">启动主系统后，管理员调用 </w:t>
+        <w:t xml:space="preserve">：检测到物体时输出 LOW，适合"座椅是否被占"（有遮挡即占用）；配 </w:t>
       </w:r>
       <w:r>
         <w:rPr>
@@ -2906,23 +3794,7 @@
           <w:b w:val="0"/>
           <w:sz w:val="20"/>
         </w:rPr>
-        <w:t>POST /api/admin/simulator/start</w:t>
-      </w:r>
-      <w:r>
-        <w:rPr>
-          <w:rFonts w:ascii="微软雅黑" w:hAnsi="微软雅黑" w:eastAsia="微软雅黑"/>
-          <w:b w:val="0"/>
-          <w:sz w:val="21"/>
-        </w:rPr>
-        <w:t xml:space="preserve"> 开启模拟器；或保持 </w:t>
-      </w:r>
-      <w:r>
-        <w:rPr>
-          <w:rFonts w:ascii="Consolas" w:hAnsi="Consolas" w:eastAsia="Consolas"/>
-          <w:b w:val="0"/>
-          <w:sz w:val="20"/>
-        </w:rPr>
-        <w:t>SENSOR_SIMULATOR_AUTOSTART=True</w:t>
+        <w:t>IR_ACTIVE_HIGH=false</w:t>
       </w:r>
       <w:r>
         <w:rPr>
@@ -2940,10 +3812,34 @@
       <w:r>
         <w:rPr>
           <w:rFonts w:ascii="微软雅黑" w:hAnsi="微软雅黑" w:eastAsia="微软雅黑"/>
+          <w:b/>
+          <w:sz w:val="21"/>
+        </w:rPr>
+        <w:t>PIR（HC-SR501）</w:t>
+      </w:r>
+      <w:r>
+        <w:rPr>
+          <w:rFonts w:ascii="微软雅黑" w:hAnsi="微软雅黑" w:eastAsia="微软雅黑"/>
           <w:b w:val="0"/>
           <w:sz w:val="21"/>
         </w:rPr>
-        <w:t xml:space="preserve">再用 </w:t>
+        <w:t>：检测到</w:t>
+      </w:r>
+      <w:r>
+        <w:rPr>
+          <w:rFonts w:ascii="微软雅黑" w:hAnsi="微软雅黑" w:eastAsia="微软雅黑"/>
+          <w:b/>
+          <w:sz w:val="21"/>
+        </w:rPr>
+        <w:t>人体移动</w:t>
+      </w:r>
+      <w:r>
+        <w:rPr>
+          <w:rFonts w:ascii="微软雅黑" w:hAnsi="微软雅黑" w:eastAsia="微软雅黑"/>
+          <w:b w:val="0"/>
+          <w:sz w:val="21"/>
+        </w:rPr>
+        <w:t xml:space="preserve">时输出 HIGH，适合"是否有人"；配 </w:t>
       </w:r>
       <w:r>
         <w:rPr>
@@ -2951,7 +3847,7 @@
           <w:b w:val="0"/>
           <w:sz w:val="20"/>
         </w:rPr>
-        <w:t>POST /api/admin/simulator/occupy</w:t>
+        <w:t>IR_ACTIVE_HIGH=true</w:t>
       </w:r>
       <w:r>
         <w:rPr>
@@ -2959,7 +3855,20 @@
           <w:b w:val="0"/>
           <w:sz w:val="21"/>
         </w:rPr>
-        <w:t xml:space="preserve">（带 </w:t>
+        <w:t>。缺点是不识别静止占座（需配延时/灵敏度）。</w:t>
+      </w:r>
+    </w:p>
+    <w:p>
+      <w:pPr>
+        <w:pStyle w:val="ListBullet"/>
+      </w:pPr>
+      <w:r>
+        <w:rPr>
+          <w:rFonts w:ascii="微软雅黑" w:hAnsi="微软雅黑" w:eastAsia="微软雅黑"/>
+          <w:b w:val="0"/>
+          <w:sz w:val="21"/>
+        </w:rPr>
+        <w:t xml:space="preserve">你现在是 HC-SR501 → 固件里 </w:t>
       </w:r>
       <w:r>
         <w:rPr>
@@ -2967,7 +3876,7 @@
           <w:b w:val="0"/>
           <w:sz w:val="20"/>
         </w:rPr>
-        <w:t>seat_id</w:t>
+        <w:t>IR_ACTIVE_HIGH = true</w:t>
       </w:r>
       <w:r>
         <w:rPr>
@@ -2975,7 +3884,30 @@
           <w:b w:val="0"/>
           <w:sz w:val="21"/>
         </w:rPr>
-        <w:t xml:space="preserve"> + </w:t>
+        <w:t>。</w:t>
+      </w:r>
+    </w:p>
+    <w:p>
+      <w:r>
+        <w:rPr>
+          <w:rFonts w:ascii="微软雅黑" w:hAnsi="微软雅黑" w:eastAsia="微软雅黑"/>
+          <w:b/>
+          <w:sz w:val="21"/>
+        </w:rPr>
+        <w:t>没有真机时怎么演示（兜底 B）</w:t>
+      </w:r>
+    </w:p>
+    <w:p>
+      <w:pPr>
+        <w:pStyle w:val="ListBullet"/>
+      </w:pPr>
+      <w:r>
+        <w:rPr>
+          <w:rFonts w:ascii="微软雅黑" w:hAnsi="微软雅黑" w:eastAsia="微软雅黑"/>
+          <w:b w:val="0"/>
+          <w:sz w:val="21"/>
+        </w:rPr>
+        <w:t xml:space="preserve">启动主系统后，管理员调用 </w:t>
       </w:r>
       <w:r>
         <w:rPr>
@@ -2983,7 +3915,7 @@
           <w:b w:val="0"/>
           <w:sz w:val="20"/>
         </w:rPr>
-        <w:t>occupied</w:t>
+        <w:t>POST /api/admin/simulator/start</w:t>
       </w:r>
       <w:r>
         <w:rPr>
@@ -2991,7 +3923,84 @@
           <w:b w:val="0"/>
           <w:sz w:val="21"/>
         </w:rPr>
-        <w:t>）手动把某个座位翻成占用/空闲，前端同样会实时变色，也可演示锁定/导航。</w:t>
+        <w:t xml:space="preserve"> 开启模拟器；或保持 </w:t>
+      </w:r>
+      <w:r>
+        <w:rPr>
+          <w:rFonts w:ascii="Consolas" w:hAnsi="Consolas" w:eastAsia="Consolas"/>
+          <w:b w:val="0"/>
+          <w:sz w:val="20"/>
+        </w:rPr>
+        <w:t>SENSOR_SIMULATOR_AUTOSTART=True</w:t>
+      </w:r>
+      <w:r>
+        <w:rPr>
+          <w:rFonts w:ascii="微软雅黑" w:hAnsi="微软雅黑" w:eastAsia="微软雅黑"/>
+          <w:b w:val="0"/>
+          <w:sz w:val="21"/>
+        </w:rPr>
+        <w:t>。</w:t>
+      </w:r>
+    </w:p>
+    <w:p>
+      <w:pPr>
+        <w:pStyle w:val="ListBullet"/>
+      </w:pPr>
+      <w:r>
+        <w:rPr>
+          <w:rFonts w:ascii="微软雅黑" w:hAnsi="微软雅黑" w:eastAsia="微软雅黑"/>
+          <w:b w:val="0"/>
+          <w:sz w:val="21"/>
+        </w:rPr>
+        <w:t xml:space="preserve">再用 </w:t>
+      </w:r>
+      <w:r>
+        <w:rPr>
+          <w:rFonts w:ascii="Consolas" w:hAnsi="Consolas" w:eastAsia="Consolas"/>
+          <w:b w:val="0"/>
+          <w:sz w:val="20"/>
+        </w:rPr>
+        <w:t>POST /api/admin/simulator/occupy</w:t>
+      </w:r>
+      <w:r>
+        <w:rPr>
+          <w:rFonts w:ascii="微软雅黑" w:hAnsi="微软雅黑" w:eastAsia="微软雅黑"/>
+          <w:b w:val="0"/>
+          <w:sz w:val="21"/>
+        </w:rPr>
+        <w:t xml:space="preserve">（带 </w:t>
+      </w:r>
+      <w:r>
+        <w:rPr>
+          <w:rFonts w:ascii="Consolas" w:hAnsi="Consolas" w:eastAsia="Consolas"/>
+          <w:b w:val="0"/>
+          <w:sz w:val="20"/>
+        </w:rPr>
+        <w:t>seat_id</w:t>
+      </w:r>
+      <w:r>
+        <w:rPr>
+          <w:rFonts w:ascii="微软雅黑" w:hAnsi="微软雅黑" w:eastAsia="微软雅黑"/>
+          <w:b w:val="0"/>
+          <w:sz w:val="21"/>
+        </w:rPr>
+        <w:t xml:space="preserve"> + </w:t>
+      </w:r>
+      <w:r>
+        <w:rPr>
+          <w:rFonts w:ascii="Consolas" w:hAnsi="Consolas" w:eastAsia="Consolas"/>
+          <w:b w:val="0"/>
+          <w:sz w:val="20"/>
+        </w:rPr>
+        <w:t>occupied</w:t>
+      </w:r>
+      <w:r>
+        <w:rPr>
+          <w:rFonts w:ascii="微软雅黑" w:hAnsi="微软雅黑" w:eastAsia="微软雅黑"/>
+          <w:b w:val="0"/>
+          <w:sz w:val="21"/>
+        </w:rPr>
+        <w:t>）手动把某个座位翻成占用/空闲，前端同样实时变色，也可演示锁定/导航。</w:t>
       </w:r>
     </w:p>
     <w:p>
